--- a/doc/詩/唐朝/李白/李白-山中問答.docx
+++ b/doc/詩/唐朝/李白/李白-山中問答.docx
@@ -1,6 +1,6 @@
 
 <file path=word/document.xml><?xml version="1.0" encoding="utf-8"?>
-<w:document xmlns:wpc="http://schemas.microsoft.com/office/word/2010/wordprocessingCanvas" xmlns:cx="http://schemas.microsoft.com/office/drawing/2014/chartex" xmlns:cx1="http://schemas.microsoft.com/office/drawing/2015/9/8/chartex" xmlns:cx2="http://schemas.microsoft.com/office/drawing/2015/10/21/chartex" xmlns:cx3="http://schemas.microsoft.com/office/drawing/2016/5/9/chartex" xmlns:cx4="http://schemas.microsoft.com/office/drawing/2016/5/10/chartex" xmlns:cx5="http://schemas.microsoft.com/office/drawing/2016/5/11/chartex" xmlns:cx6="http://schemas.microsoft.com/office/drawing/2016/5/12/chartex" xmlns:cx7="http://schemas.microsoft.com/office/drawing/2016/5/13/chartex" xmlns:cx8="http://schemas.microsoft.com/office/drawing/2016/5/14/chartex" xmlns:mc="http://schemas.openxmlformats.org/markup-compatibility/2006" xmlns:aink="http://schemas.microsoft.com/office/drawing/2016/ink" xmlns:am3d="http://schemas.microsoft.com/office/drawing/2017/model3d" xmlns:o="urn:schemas-microsoft-com:office:office" xmlns:r="http://schemas.openxmlformats.org/officeDocument/2006/relationships" xmlns:m="http://schemas.openxmlformats.org/officeDocument/2006/math" xmlns:v="urn:schemas-microsoft-com:vml" xmlns:wp14="http://schemas.microsoft.com/office/word/2010/wordprocessingDrawing" xmlns:wp="http://schemas.openxmlformats.org/drawingml/2006/wordprocessingDrawing" xmlns:w10="urn:schemas-microsoft-com:office:word" xmlns:w="http://schemas.openxmlformats.org/wordprocessingml/2006/main" xmlns:w14="http://schemas.microsoft.com/office/word/2010/wordml" xmlns:w15="http://schemas.microsoft.com/office/word/2012/wordml" xmlns:w16cex="http://schemas.microsoft.com/office/word/2018/wordml/cex" xmlns:w16cid="http://schemas.microsoft.com/office/word/2016/wordml/cid" xmlns:w16="http://schemas.microsoft.com/office/word/2018/wordml" xmlns:w16sdtdh="http://schemas.microsoft.com/office/word/2020/wordml/sdtdatahash" xmlns:w16se="http://schemas.microsoft.com/office/word/2015/wordml/symex" xmlns:wpg="http://schemas.microsoft.com/office/word/2010/wordprocessingGroup" xmlns:wpi="http://schemas.microsoft.com/office/word/2010/wordprocessingInk" xmlns:wne="http://schemas.microsoft.com/office/word/2006/wordml" xmlns:wps="http://schemas.microsoft.com/office/word/2010/wordprocessingShape" mc:Ignorable="w14 w15 w16se w16cid w16 w16cex w16sdtdh wp14">
+<w:document xmlns:wpc="http://schemas.microsoft.com/office/word/2010/wordprocessingCanvas" xmlns:cx="http://schemas.microsoft.com/office/drawing/2014/chartex" xmlns:cx1="http://schemas.microsoft.com/office/drawing/2015/9/8/chartex" xmlns:cx2="http://schemas.microsoft.com/office/drawing/2015/10/21/chartex" xmlns:cx3="http://schemas.microsoft.com/office/drawing/2016/5/9/chartex" xmlns:cx4="http://schemas.microsoft.com/office/drawing/2016/5/10/chartex" xmlns:cx5="http://schemas.microsoft.com/office/drawing/2016/5/11/chartex" xmlns:cx6="http://schemas.microsoft.com/office/drawing/2016/5/12/chartex" xmlns:cx7="http://schemas.microsoft.com/office/drawing/2016/5/13/chartex" xmlns:cx8="http://schemas.microsoft.com/office/drawing/2016/5/14/chartex" xmlns:mc="http://schemas.openxmlformats.org/markup-compatibility/2006" xmlns:aink="http://schemas.microsoft.com/office/drawing/2016/ink" xmlns:am3d="http://schemas.microsoft.com/office/drawing/2017/model3d" xmlns:o="urn:schemas-microsoft-com:office:office" xmlns:oel="http://schemas.microsoft.com/office/2019/extlst" xmlns:r="http://schemas.openxmlformats.org/officeDocument/2006/relationships" xmlns:m="http://schemas.openxmlformats.org/officeDocument/2006/math" xmlns:v="urn:schemas-microsoft-com:vml" xmlns:wp14="http://schemas.microsoft.com/office/word/2010/wordprocessingDrawing" xmlns:wp="http://schemas.openxmlformats.org/drawingml/2006/wordprocessingDrawing" xmlns:w10="urn:schemas-microsoft-com:office:word" xmlns:w="http://schemas.openxmlformats.org/wordprocessingml/2006/main" xmlns:w14="http://schemas.microsoft.com/office/word/2010/wordml" xmlns:w15="http://schemas.microsoft.com/office/word/2012/wordml" xmlns:w16cex="http://schemas.microsoft.com/office/word/2018/wordml/cex" xmlns:w16cid="http://schemas.microsoft.com/office/word/2016/wordml/cid" xmlns:w16="http://schemas.microsoft.com/office/word/2018/wordml" xmlns:w16du="http://schemas.microsoft.com/office/word/2023/wordml/word16du" xmlns:w16sdtdh="http://schemas.microsoft.com/office/word/2020/wordml/sdtdatahash" xmlns:w16sdtfl="http://schemas.microsoft.com/office/word/2024/wordml/sdtformatlock" xmlns:w16se="http://schemas.microsoft.com/office/word/2015/wordml/symex" xmlns:wpg="http://schemas.microsoft.com/office/word/2010/wordprocessingGroup" xmlns:wpi="http://schemas.microsoft.com/office/word/2010/wordprocessingInk" xmlns:wne="http://schemas.microsoft.com/office/word/2006/wordml" xmlns:wps="http://schemas.microsoft.com/office/word/2010/wordprocessingShape" mc:Ignorable="w14 w15 w16se w16cid w16 w16cex w16sdtdh w16sdtfl w16du wp14">
   <w:body>
     <w:p>
       <w:pPr>
@@ -116,9 +116,8 @@
           <w:sz w:val="32"/>
           <w:szCs w:val="32"/>
         </w:rPr>
-        <w:t>問</w:t>
-      </w:r>
-      <w:proofErr w:type="gramStart"/>
+        <w:t>問余何</w:t>
+      </w:r>
       <w:r>
         <w:rPr>
           <w:rFonts w:ascii="標楷體" w:eastAsia="標楷體" w:hAnsi="標楷體" w:cs="Arial" w:hint="eastAsia"/>
@@ -127,9 +126,8 @@
           <w:sz w:val="32"/>
           <w:szCs w:val="32"/>
         </w:rPr>
-        <w:t>余</w:t>
-      </w:r>
-      <w:proofErr w:type="gramEnd"/>
+        <w:t>事</w:t>
+      </w:r>
       <w:r>
         <w:rPr>
           <w:rFonts w:ascii="標楷體" w:eastAsia="標楷體" w:hAnsi="標楷體" w:cs="Arial" w:hint="eastAsia"/>
@@ -138,8 +136,21 @@
           <w:sz w:val="32"/>
           <w:szCs w:val="32"/>
         </w:rPr>
-        <w:t>何</w:t>
-      </w:r>
+        <w:t>棲碧山，笑而不答心自閒。</w:t>
+      </w:r>
+    </w:p>
+    <w:p>
+      <w:pPr>
+        <w:spacing w:beforeLines="50" w:before="180" w:line="440" w:lineRule="exact"/>
+        <w:jc w:val="both"/>
+        <w:rPr>
+          <w:rFonts w:ascii="標楷體" w:eastAsia="標楷體" w:hAnsi="標楷體" w:cs="Arial"/>
+          <w:bCs/>
+          <w:color w:val="0F0F0F"/>
+          <w:sz w:val="32"/>
+          <w:szCs w:val="32"/>
+        </w:rPr>
+      </w:pPr>
       <w:r>
         <w:rPr>
           <w:rFonts w:ascii="標楷體" w:eastAsia="標楷體" w:hAnsi="標楷體" w:cs="Arial" w:hint="eastAsia"/>
@@ -148,100 +159,13 @@
           <w:sz w:val="32"/>
           <w:szCs w:val="32"/>
         </w:rPr>
-        <w:t>事</w:t>
-      </w:r>
-      <w:proofErr w:type="gramStart"/>
-      <w:r>
-        <w:rPr>
-          <w:rFonts w:ascii="標楷體" w:eastAsia="標楷體" w:hAnsi="標楷體" w:cs="Arial" w:hint="eastAsia"/>
-          <w:bCs/>
-          <w:color w:val="0F0F0F"/>
-          <w:sz w:val="32"/>
-          <w:szCs w:val="32"/>
-        </w:rPr>
-        <w:t>棲</w:t>
-      </w:r>
-      <w:proofErr w:type="gramEnd"/>
-      <w:r>
-        <w:rPr>
-          <w:rFonts w:ascii="標楷體" w:eastAsia="標楷體" w:hAnsi="標楷體" w:cs="Arial" w:hint="eastAsia"/>
-          <w:bCs/>
-          <w:color w:val="0F0F0F"/>
-          <w:sz w:val="32"/>
-          <w:szCs w:val="32"/>
-        </w:rPr>
-        <w:t>碧山，笑而不</w:t>
-      </w:r>
-      <w:proofErr w:type="gramStart"/>
-      <w:r>
-        <w:rPr>
-          <w:rFonts w:ascii="標楷體" w:eastAsia="標楷體" w:hAnsi="標楷體" w:cs="Arial" w:hint="eastAsia"/>
-          <w:bCs/>
-          <w:color w:val="0F0F0F"/>
-          <w:sz w:val="32"/>
-          <w:szCs w:val="32"/>
-        </w:rPr>
-        <w:t>答心自閒</w:t>
-      </w:r>
-      <w:proofErr w:type="gramEnd"/>
-      <w:r>
-        <w:rPr>
-          <w:rFonts w:ascii="標楷體" w:eastAsia="標楷體" w:hAnsi="標楷體" w:cs="Arial" w:hint="eastAsia"/>
-          <w:bCs/>
-          <w:color w:val="0F0F0F"/>
-          <w:sz w:val="32"/>
-          <w:szCs w:val="32"/>
-        </w:rPr>
-        <w:t>。</w:t>
+        <w:t>桃花流水窅然去，別有天地非人間。</w:t>
       </w:r>
     </w:p>
     <w:p>
       <w:pPr>
         <w:spacing w:beforeLines="50" w:before="180" w:line="440" w:lineRule="exact"/>
-        <w:rPr>
-          <w:rFonts w:ascii="標楷體" w:eastAsia="標楷體" w:hAnsi="標楷體" w:cs="Arial"/>
-          <w:bCs/>
-          <w:color w:val="0F0F0F"/>
-          <w:sz w:val="32"/>
-          <w:szCs w:val="32"/>
-        </w:rPr>
-      </w:pPr>
-      <w:r>
-        <w:rPr>
-          <w:rFonts w:ascii="標楷體" w:eastAsia="標楷體" w:hAnsi="標楷體" w:cs="Arial" w:hint="eastAsia"/>
-          <w:bCs/>
-          <w:color w:val="0F0F0F"/>
-          <w:sz w:val="32"/>
-          <w:szCs w:val="32"/>
-        </w:rPr>
-        <w:t>桃花流水</w:t>
-      </w:r>
-      <w:proofErr w:type="gramStart"/>
-      <w:r>
-        <w:rPr>
-          <w:rFonts w:ascii="標楷體" w:eastAsia="標楷體" w:hAnsi="標楷體" w:cs="Arial" w:hint="eastAsia"/>
-          <w:bCs/>
-          <w:color w:val="0F0F0F"/>
-          <w:sz w:val="32"/>
-          <w:szCs w:val="32"/>
-        </w:rPr>
-        <w:t>窅</w:t>
-      </w:r>
-      <w:proofErr w:type="gramEnd"/>
-      <w:r>
-        <w:rPr>
-          <w:rFonts w:ascii="標楷體" w:eastAsia="標楷體" w:hAnsi="標楷體" w:cs="Arial" w:hint="eastAsia"/>
-          <w:bCs/>
-          <w:color w:val="0F0F0F"/>
-          <w:sz w:val="32"/>
-          <w:szCs w:val="32"/>
-        </w:rPr>
-        <w:t>然去，別有天地非人間。</w:t>
-      </w:r>
-    </w:p>
-    <w:p>
-      <w:pPr>
-        <w:spacing w:beforeLines="50" w:before="180" w:line="440" w:lineRule="exact"/>
+        <w:jc w:val="both"/>
         <w:rPr>
           <w:rFonts w:ascii="標楷體" w:eastAsia="標楷體" w:hAnsi="標楷體"/>
           <w:sz w:val="32"/>
@@ -267,29 +191,53 @@
         </w:numPr>
         <w:spacing w:line="440" w:lineRule="exact"/>
         <w:ind w:leftChars="0" w:left="284" w:hanging="284"/>
+        <w:jc w:val="both"/>
         <w:rPr>
           <w:rFonts w:ascii="標楷體" w:eastAsia="標楷體" w:hAnsi="標楷體" w:cs="新細明體"/>
           <w:sz w:val="28"/>
           <w:szCs w:val="28"/>
         </w:rPr>
       </w:pPr>
-      <w:proofErr w:type="gramStart"/>
       <w:r>
         <w:rPr>
           <w:rFonts w:ascii="標楷體" w:eastAsia="標楷體" w:hAnsi="標楷體" w:cs="新細明體" w:hint="eastAsia"/>
           <w:sz w:val="28"/>
           <w:szCs w:val="28"/>
         </w:rPr>
-        <w:t>余</w:t>
-      </w:r>
-      <w:proofErr w:type="gramEnd"/>
+        <w:t>余：</w:t>
+      </w:r>
+      <w:r>
+        <w:rPr>
+          <w:rFonts w:ascii="標楷體" w:eastAsia="標楷體" w:hAnsi="標楷體" w:cs="新細明體"/>
+          <w:sz w:val="28"/>
+          <w:szCs w:val="28"/>
+        </w:rPr>
+        <w:t>代詞，我（指詩人</w:t>
+      </w:r>
+      <w:r>
+        <w:rPr>
+          <w:rFonts w:ascii="標楷體" w:eastAsia="標楷體" w:hAnsi="標楷體" w:cs="新細明體"/>
+          <w:sz w:val="28"/>
+          <w:szCs w:val="28"/>
+          <w:u w:val="single"/>
+        </w:rPr>
+        <w:t>李白</w:t>
+      </w:r>
+      <w:r>
+        <w:rPr>
+          <w:rFonts w:ascii="標楷體" w:eastAsia="標楷體" w:hAnsi="標楷體" w:cs="新細明體"/>
+          <w:sz w:val="28"/>
+          <w:szCs w:val="28"/>
+        </w:rPr>
+        <w:t>自己）。</w:t>
+      </w:r>
       <w:r>
         <w:rPr>
           <w:rFonts w:ascii="標楷體" w:eastAsia="標楷體" w:hAnsi="標楷體" w:cs="新細明體" w:hint="eastAsia"/>
           <w:sz w:val="28"/>
           <w:szCs w:val="28"/>
         </w:rPr>
-        <w:t xml:space="preserve">：我。 </w:t>
+        <w:t xml:space="preserve"> </w:t>
       </w:r>
     </w:p>
     <w:p>
@@ -301,6 +249,7 @@
         </w:numPr>
         <w:spacing w:line="440" w:lineRule="exact"/>
         <w:ind w:leftChars="0" w:left="284" w:hanging="284"/>
+        <w:jc w:val="both"/>
         <w:rPr>
           <w:rFonts w:ascii="標楷體" w:eastAsia="標楷體" w:hAnsi="標楷體" w:cs="新細明體"/>
           <w:sz w:val="28"/>
@@ -313,57 +262,15 @@
           <w:sz w:val="28"/>
           <w:szCs w:val="28"/>
         </w:rPr>
-        <w:t>何事：為何？為什麼？</w:t>
-      </w:r>
-      <w:proofErr w:type="gramStart"/>
-      <w:r>
-        <w:rPr>
-          <w:rFonts w:ascii="標楷體" w:eastAsia="標楷體" w:hAnsi="標楷體" w:cs="新細明體" w:hint="eastAsia"/>
-          <w:sz w:val="28"/>
-          <w:szCs w:val="28"/>
-        </w:rPr>
-        <w:t>一</w:t>
-      </w:r>
-      <w:proofErr w:type="gramEnd"/>
-      <w:r>
-        <w:rPr>
-          <w:rFonts w:ascii="標楷體" w:eastAsia="標楷體" w:hAnsi="標楷體" w:cs="新細明體" w:hint="eastAsia"/>
-          <w:sz w:val="28"/>
-          <w:szCs w:val="28"/>
-        </w:rPr>
-        <w:t>作</w:t>
-      </w:r>
-      <w:r>
-        <w:rPr>
-          <w:rFonts w:ascii="標楷體" w:eastAsia="標楷體" w:hAnsi="標楷體" w:cs="新細明體" w:hint="eastAsia"/>
-          <w:sz w:val="28"/>
-          <w:szCs w:val="28"/>
-        </w:rPr>
-        <w:t>「</w:t>
-      </w:r>
-      <w:r>
-        <w:rPr>
-          <w:rFonts w:ascii="標楷體" w:eastAsia="標楷體" w:hAnsi="標楷體" w:cs="新細明體" w:hint="eastAsia"/>
-          <w:sz w:val="28"/>
-          <w:szCs w:val="28"/>
-        </w:rPr>
-        <w:t>何意</w:t>
-      </w:r>
-      <w:r>
-        <w:rPr>
-          <w:rFonts w:ascii="標楷體" w:eastAsia="標楷體" w:hAnsi="標楷體" w:cs="新細明體" w:hint="eastAsia"/>
-          <w:sz w:val="28"/>
-          <w:szCs w:val="28"/>
-        </w:rPr>
-        <w:t>」</w:t>
-      </w:r>
-      <w:r>
-        <w:rPr>
-          <w:rFonts w:ascii="標楷體" w:eastAsia="標楷體" w:hAnsi="標楷體" w:cs="新細明體" w:hint="eastAsia"/>
-          <w:sz w:val="28"/>
-          <w:szCs w:val="28"/>
-        </w:rPr>
-        <w:t>。</w:t>
+        <w:t>何事：</w:t>
+      </w:r>
+      <w:r>
+        <w:rPr>
+          <w:rFonts w:ascii="標楷體" w:eastAsia="標楷體" w:hAnsi="標楷體" w:cs="新細明體"/>
+          <w:sz w:val="28"/>
+          <w:szCs w:val="28"/>
+        </w:rPr>
+        <w:t>為什麼、為何原因。</w:t>
       </w:r>
     </w:p>
     <w:p>
@@ -375,6 +282,7 @@
         </w:numPr>
         <w:spacing w:line="440" w:lineRule="exact"/>
         <w:ind w:leftChars="0" w:left="284" w:hanging="284"/>
+        <w:jc w:val="both"/>
         <w:rPr>
           <w:rFonts w:ascii="標楷體" w:eastAsia="標楷體" w:hAnsi="標楷體" w:cs="新細明體"/>
           <w:sz w:val="28"/>
@@ -387,7 +295,23 @@
           <w:sz w:val="28"/>
           <w:szCs w:val="28"/>
         </w:rPr>
-        <w:t xml:space="preserve">棲：居住。 </w:t>
+        <w:t>棲：</w:t>
+      </w:r>
+      <w:r>
+        <w:rPr>
+          <w:rFonts w:ascii="標楷體" w:eastAsia="標楷體" w:hAnsi="標楷體" w:cs="新細明體"/>
+          <w:sz w:val="28"/>
+          <w:szCs w:val="28"/>
+        </w:rPr>
+        <w:t>居住、寄居（原意為鳥棲，此處借指隱居）。</w:t>
+      </w:r>
+      <w:r>
+        <w:rPr>
+          <w:rFonts w:ascii="標楷體" w:eastAsia="標楷體" w:hAnsi="標楷體" w:cs="新細明體" w:hint="eastAsia"/>
+          <w:sz w:val="28"/>
+          <w:szCs w:val="28"/>
+        </w:rPr>
+        <w:t xml:space="preserve"> </w:t>
       </w:r>
     </w:p>
     <w:p>
@@ -399,6 +323,7 @@
         </w:numPr>
         <w:spacing w:line="440" w:lineRule="exact"/>
         <w:ind w:leftChars="0" w:left="284" w:hanging="284"/>
+        <w:jc w:val="both"/>
         <w:rPr>
           <w:rFonts w:ascii="標楷體" w:eastAsia="標楷體" w:hAnsi="標楷體" w:cs="新細明體"/>
           <w:sz w:val="28"/>
@@ -413,74 +338,47 @@
         </w:rPr>
         <w:t>碧山：</w:t>
       </w:r>
-      <w:proofErr w:type="gramStart"/>
+      <w:r>
+        <w:rPr>
+          <w:rFonts w:ascii="標楷體" w:eastAsia="標楷體" w:hAnsi="標楷體" w:cs="新細明體"/>
+          <w:sz w:val="28"/>
+          <w:szCs w:val="28"/>
+        </w:rPr>
+        <w:t>青綠的山，此處指詩人隱居的</w:t>
+      </w:r>
+      <w:r>
+        <w:rPr>
+          <w:rFonts w:ascii="標楷體" w:eastAsia="標楷體" w:hAnsi="標楷體" w:cs="新細明體"/>
+          <w:sz w:val="28"/>
+          <w:szCs w:val="28"/>
+          <w:u w:val="single"/>
+        </w:rPr>
+        <w:t>安徽</w:t>
+      </w:r>
       <w:r>
         <w:rPr>
           <w:rFonts w:ascii="標楷體" w:eastAsia="標楷體" w:hAnsi="標楷體" w:cs="新細明體" w:hint="eastAsia"/>
           <w:sz w:val="28"/>
           <w:szCs w:val="28"/>
         </w:rPr>
-        <w:t>碧是綠色</w:t>
-      </w:r>
-      <w:proofErr w:type="gramEnd"/>
-      <w:r>
-        <w:rPr>
-          <w:rFonts w:ascii="標楷體" w:eastAsia="標楷體" w:hAnsi="標楷體" w:cs="新細明體" w:hint="eastAsia"/>
-          <w:sz w:val="28"/>
-          <w:szCs w:val="28"/>
-        </w:rPr>
-        <w:t>的意思，碧山就是青山、翠綠的山。又「碧山」位於</w:t>
-      </w:r>
-      <w:r>
-        <w:rPr>
-          <w:rFonts w:ascii="標楷體" w:eastAsia="標楷體" w:hAnsi="標楷體" w:cs="新細明體" w:hint="eastAsia"/>
+        <w:t xml:space="preserve"> </w:t>
+      </w:r>
+      <w:r>
+        <w:rPr>
+          <w:rFonts w:ascii="標楷體" w:eastAsia="標楷體" w:hAnsi="標楷體" w:cs="新細明體"/>
           <w:sz w:val="28"/>
           <w:szCs w:val="28"/>
           <w:u w:val="single"/>
         </w:rPr>
-        <w:t>湖北</w:t>
-      </w:r>
-      <w:r>
-        <w:rPr>
-          <w:rFonts w:ascii="標楷體" w:eastAsia="標楷體" w:hAnsi="標楷體" w:cs="新細明體" w:hint="eastAsia"/>
-          <w:sz w:val="28"/>
-          <w:szCs w:val="28"/>
-        </w:rPr>
-        <w:t>，是</w:t>
-      </w:r>
-      <w:r>
-        <w:rPr>
-          <w:rFonts w:ascii="標楷體" w:eastAsia="標楷體" w:hAnsi="標楷體" w:cs="新細明體" w:hint="eastAsia"/>
-          <w:sz w:val="28"/>
-          <w:szCs w:val="28"/>
-          <w:u w:val="single"/>
-        </w:rPr>
-        <w:t>李白</w:t>
-      </w:r>
-      <w:r>
-        <w:rPr>
-          <w:rFonts w:ascii="標楷體" w:eastAsia="標楷體" w:hAnsi="標楷體" w:cs="新細明體" w:hint="eastAsia"/>
-          <w:sz w:val="28"/>
-          <w:szCs w:val="28"/>
-        </w:rPr>
-        <w:t>當時於</w:t>
-      </w:r>
-      <w:r>
-        <w:rPr>
-          <w:rFonts w:ascii="標楷體" w:eastAsia="標楷體" w:hAnsi="標楷體" w:cs="新細明體" w:hint="eastAsia"/>
-          <w:sz w:val="28"/>
-          <w:szCs w:val="28"/>
-          <w:u w:val="single"/>
-        </w:rPr>
-        <w:t>湖北</w:t>
-      </w:r>
-      <w:r>
-        <w:rPr>
-          <w:rFonts w:ascii="標楷體" w:eastAsia="標楷體" w:hAnsi="標楷體" w:cs="新細明體" w:hint="eastAsia"/>
-          <w:sz w:val="28"/>
-          <w:szCs w:val="28"/>
-        </w:rPr>
-        <w:t>讀書之處。</w:t>
+        <w:t>陵陽山</w:t>
+      </w:r>
+      <w:r>
+        <w:rPr>
+          <w:rFonts w:ascii="標楷體" w:eastAsia="標楷體" w:hAnsi="標楷體" w:cs="新細明體"/>
+          <w:sz w:val="28"/>
+          <w:szCs w:val="28"/>
+        </w:rPr>
+        <w:t>（或泛指山林）。</w:t>
       </w:r>
     </w:p>
     <w:p>
@@ -492,29 +390,36 @@
         </w:numPr>
         <w:spacing w:line="440" w:lineRule="exact"/>
         <w:ind w:leftChars="0" w:left="284" w:hanging="284"/>
+        <w:jc w:val="both"/>
         <w:rPr>
           <w:rFonts w:ascii="標楷體" w:eastAsia="標楷體" w:hAnsi="標楷體" w:cs="新細明體"/>
           <w:sz w:val="28"/>
           <w:szCs w:val="28"/>
         </w:rPr>
       </w:pPr>
-      <w:proofErr w:type="gramStart"/>
       <w:r>
         <w:rPr>
           <w:rFonts w:ascii="標楷體" w:eastAsia="標楷體" w:hAnsi="標楷體" w:cs="新細明體" w:hint="eastAsia"/>
           <w:sz w:val="28"/>
           <w:szCs w:val="28"/>
         </w:rPr>
-        <w:t>閒</w:t>
-      </w:r>
-      <w:proofErr w:type="gramEnd"/>
+        <w:t>閒：</w:t>
+      </w:r>
+      <w:r>
+        <w:rPr>
+          <w:rFonts w:ascii="標楷體" w:eastAsia="標楷體" w:hAnsi="標楷體" w:cs="新細明體"/>
+          <w:sz w:val="28"/>
+          <w:szCs w:val="28"/>
+        </w:rPr>
+        <w:t>清靜、悠閒、安閒自在（心境不受世俗干擾）。</w:t>
+      </w:r>
       <w:r>
         <w:rPr>
           <w:rFonts w:ascii="標楷體" w:eastAsia="標楷體" w:hAnsi="標楷體" w:cs="新細明體" w:hint="eastAsia"/>
           <w:sz w:val="28"/>
           <w:szCs w:val="28"/>
         </w:rPr>
-        <w:t xml:space="preserve">：悠閒自在。 </w:t>
+        <w:t xml:space="preserve"> </w:t>
       </w:r>
     </w:p>
     <w:p>
@@ -526,13 +431,13 @@
         </w:numPr>
         <w:spacing w:line="440" w:lineRule="exact"/>
         <w:ind w:leftChars="0" w:left="284" w:hanging="284"/>
+        <w:jc w:val="both"/>
         <w:rPr>
           <w:rFonts w:ascii="標楷體" w:eastAsia="標楷體" w:hAnsi="標楷體" w:cs="新細明體"/>
           <w:sz w:val="28"/>
           <w:szCs w:val="28"/>
         </w:rPr>
       </w:pPr>
-      <w:proofErr w:type="gramStart"/>
       <w:r>
         <w:rPr>
           <w:rFonts w:ascii="標楷體" w:eastAsia="標楷體" w:hAnsi="標楷體" w:cs="新細明體" w:hint="eastAsia"/>
@@ -541,34 +446,14 @@
         </w:rPr>
         <w:t>窅</w:t>
       </w:r>
-      <w:proofErr w:type="gramEnd"/>
       <w:r>
         <w:rPr>
           <w:rFonts w:ascii="標楷體" w:eastAsia="標楷體" w:hAnsi="標楷體" w:cs="新細明體" w:hint="eastAsia"/>
           <w:sz w:val="28"/>
           <w:szCs w:val="28"/>
         </w:rPr>
-        <w:t>然：「</w:t>
-      </w:r>
-      <w:proofErr w:type="gramStart"/>
-      <w:r>
-        <w:rPr>
-          <w:rFonts w:ascii="標楷體" w:eastAsia="標楷體" w:hAnsi="標楷體" w:cs="新細明體" w:hint="eastAsia"/>
-          <w:sz w:val="28"/>
-          <w:szCs w:val="28"/>
-        </w:rPr>
-        <w:t>窅</w:t>
-      </w:r>
-      <w:proofErr w:type="gramEnd"/>
-      <w:r>
-        <w:rPr>
-          <w:rFonts w:ascii="標楷體" w:eastAsia="標楷體" w:hAnsi="標楷體" w:cs="新細明體" w:hint="eastAsia"/>
-          <w:sz w:val="28"/>
-          <w:szCs w:val="28"/>
-        </w:rPr>
-        <w:t>」（</w:t>
-      </w:r>
-      <w:proofErr w:type="gramStart"/>
+        <w:t>（</w:t>
+      </w:r>
       <w:r>
         <w:rPr>
           <w:rFonts w:ascii="標楷體" w:eastAsia="標楷體" w:hAnsi="標楷體" w:cs="新細明體" w:hint="eastAsia"/>
@@ -576,78 +461,39 @@
           <w:sz w:val="16"/>
           <w:szCs w:val="16"/>
         </w:rPr>
-        <w:t>ㄧㄠ</w:t>
+        <w:t>ㄧㄠˇ</w:t>
       </w:r>
       <w:r>
         <w:rPr>
           <w:rFonts w:ascii="標楷體" w:eastAsia="標楷體" w:hAnsi="標楷體" w:cs="新細明體" w:hint="eastAsia"/>
-          <w:color w:val="FF0000"/>
-          <w:sz w:val="16"/>
-          <w:szCs w:val="16"/>
-        </w:rPr>
-        <w:t>ˇ</w:t>
-      </w:r>
-      <w:proofErr w:type="gramEnd"/>
+          <w:sz w:val="28"/>
+          <w:szCs w:val="28"/>
+        </w:rPr>
+        <w:t>）</w:t>
+      </w:r>
       <w:r>
         <w:rPr>
           <w:rFonts w:ascii="標楷體" w:eastAsia="標楷體" w:hAnsi="標楷體" w:cs="新細明體" w:hint="eastAsia"/>
           <w:sz w:val="28"/>
           <w:szCs w:val="28"/>
         </w:rPr>
-        <w:t>），有幽靜的意思。「</w:t>
-      </w:r>
-      <w:proofErr w:type="gramStart"/>
+        <w:t>然：</w:t>
+      </w:r>
+      <w:r>
+        <w:rPr>
+          <w:rFonts w:ascii="標楷體" w:eastAsia="標楷體" w:hAnsi="標楷體" w:cs="新細明體"/>
+          <w:sz w:val="28"/>
+          <w:szCs w:val="28"/>
+        </w:rPr>
+        <w:t>深遠、幽深而渺茫的樣子（形容流水遠去的情景）。</w:t>
+      </w:r>
       <w:r>
         <w:rPr>
           <w:rFonts w:ascii="標楷體" w:eastAsia="標楷體" w:hAnsi="標楷體" w:cs="新細明體" w:hint="eastAsia"/>
           <w:sz w:val="28"/>
           <w:szCs w:val="28"/>
         </w:rPr>
-        <w:t>窅</w:t>
-      </w:r>
-      <w:proofErr w:type="gramEnd"/>
-      <w:r>
-        <w:rPr>
-          <w:rFonts w:ascii="標楷體" w:eastAsia="標楷體" w:hAnsi="標楷體" w:cs="新細明體" w:hint="eastAsia"/>
-          <w:sz w:val="28"/>
-          <w:szCs w:val="28"/>
-        </w:rPr>
-        <w:t>然」，除了幽靜，也可以形容很遠、很深邃</w:t>
-      </w:r>
-      <w:r>
-        <w:rPr>
-          <w:rFonts w:ascii="標楷體" w:eastAsia="標楷體" w:hAnsi="標楷體" w:cs="新細明體" w:hint="eastAsia"/>
-          <w:sz w:val="28"/>
-          <w:szCs w:val="28"/>
-        </w:rPr>
-        <w:t>(</w:t>
-      </w:r>
-      <w:proofErr w:type="gramStart"/>
-      <w:r>
-        <w:rPr>
-          <w:rFonts w:ascii="標楷體" w:eastAsia="標楷體" w:hAnsi="標楷體" w:cs="新細明體" w:hint="eastAsia"/>
-          <w:color w:val="FF0000"/>
-          <w:sz w:val="16"/>
-          <w:szCs w:val="16"/>
-        </w:rPr>
-        <w:t>ㄙㄨㄟˋ</w:t>
-      </w:r>
-      <w:proofErr w:type="gramEnd"/>
-      <w:r>
-        <w:rPr>
-          <w:rFonts w:ascii="標楷體" w:eastAsia="標楷體" w:hAnsi="標楷體" w:cs="新細明體" w:hint="eastAsia"/>
-          <w:sz w:val="28"/>
-          <w:szCs w:val="28"/>
-        </w:rPr>
-        <w:t>)</w:t>
-      </w:r>
-      <w:r>
-        <w:rPr>
-          <w:rFonts w:ascii="標楷體" w:eastAsia="標楷體" w:hAnsi="標楷體" w:cs="新細明體" w:hint="eastAsia"/>
-          <w:sz w:val="28"/>
-          <w:szCs w:val="28"/>
-        </w:rPr>
-        <w:t xml:space="preserve">的感覺。 </w:t>
+        <w:t xml:space="preserve"> </w:t>
       </w:r>
     </w:p>
     <w:p>
@@ -659,6 +505,7 @@
         </w:numPr>
         <w:spacing w:line="440" w:lineRule="exact"/>
         <w:ind w:leftChars="0" w:left="284" w:hanging="284"/>
+        <w:jc w:val="both"/>
         <w:rPr>
           <w:rFonts w:ascii="標楷體" w:eastAsia="標楷體" w:hAnsi="標楷體" w:cs="新細明體"/>
           <w:sz w:val="28"/>
@@ -671,7 +518,15 @@
           <w:sz w:val="28"/>
           <w:szCs w:val="28"/>
         </w:rPr>
-        <w:t>別有天地：「別」是指「另外的」。「別有天地」也就是「另有一番境界」，又稱為「別有洞天」。</w:t>
+        <w:t>別有天地：</w:t>
+      </w:r>
+      <w:r>
+        <w:rPr>
+          <w:rFonts w:ascii="標楷體" w:eastAsia="標楷體" w:hAnsi="標楷體" w:cs="新細明體"/>
+          <w:sz w:val="28"/>
+          <w:szCs w:val="28"/>
+        </w:rPr>
+        <w:t>另外有一個境界、另有一片天地（形容山中景色優美，如同仙境）。</w:t>
       </w:r>
     </w:p>
     <w:p>
@@ -695,7 +550,7 @@
     </w:p>
     <w:p>
       <w:pPr>
-        <w:spacing w:line="460" w:lineRule="exact"/>
+        <w:spacing w:line="480" w:lineRule="exact"/>
         <w:jc w:val="both"/>
         <w:rPr>
           <w:rFonts w:ascii="標楷體" w:eastAsia="標楷體" w:hAnsi="標楷體"/>
@@ -720,19 +575,17 @@
           <w:sz w:val="28"/>
           <w:szCs w:val="28"/>
         </w:rPr>
-        <w:t>有人好奇我為什麼</w:t>
-      </w:r>
-      <w:proofErr w:type="gramStart"/>
-      <w:r>
-        <w:rPr>
-          <w:rFonts w:ascii="標楷體" w:eastAsia="標楷體" w:hAnsi="標楷體" w:hint="eastAsia"/>
+        <w:t>有人好奇我為什麼一個人住在這麼偏遠清靜的山林裡，我其實過得自在又安然</w:t>
+      </w:r>
+      <w:r>
+        <w:rPr>
+          <w:rFonts w:ascii="標楷體" w:eastAsia="標楷體" w:hAnsi="標楷體"/>
           <w:spacing w:val="-6"/>
           <w:sz w:val="28"/>
           <w:szCs w:val="28"/>
         </w:rPr>
-        <w:t>一</w:t>
-      </w:r>
-      <w:proofErr w:type="gramEnd"/>
+        <w:br/>
+      </w:r>
       <w:r>
         <w:rPr>
           <w:rFonts w:ascii="標楷體" w:eastAsia="標楷體" w:hAnsi="標楷體" w:hint="eastAsia"/>
@@ -740,45 +593,7 @@
           <w:sz w:val="28"/>
           <w:szCs w:val="28"/>
         </w:rPr>
-        <w:t>個人住在這麼偏遠清靜的山林裡，我其實過得自在又安然</w:t>
-      </w:r>
-      <w:r>
-        <w:rPr>
-          <w:rFonts w:ascii="標楷體" w:eastAsia="標楷體" w:hAnsi="標楷體"/>
-          <w:spacing w:val="-6"/>
-          <w:sz w:val="28"/>
-          <w:szCs w:val="28"/>
-        </w:rPr>
-        <w:br/>
-      </w:r>
-      <w:r>
-        <w:rPr>
-          <w:rFonts w:ascii="標楷體" w:eastAsia="標楷體" w:hAnsi="標楷體" w:hint="eastAsia"/>
-          <w:spacing w:val="-6"/>
-          <w:sz w:val="28"/>
-          <w:szCs w:val="28"/>
-        </w:rPr>
-        <w:t>，內心很滿足，所以只是笑笑，沒有多作解釋。因為這裡山水相依、景色清幽，彷彿與</w:t>
-      </w:r>
-      <w:proofErr w:type="gramStart"/>
-      <w:r>
-        <w:rPr>
-          <w:rFonts w:ascii="標楷體" w:eastAsia="標楷體" w:hAnsi="標楷體" w:hint="eastAsia"/>
-          <w:spacing w:val="-6"/>
-          <w:sz w:val="28"/>
-          <w:szCs w:val="28"/>
-        </w:rPr>
-        <w:t>世</w:t>
-      </w:r>
-      <w:proofErr w:type="gramEnd"/>
-      <w:r>
-        <w:rPr>
-          <w:rFonts w:ascii="標楷體" w:eastAsia="標楷體" w:hAnsi="標楷體" w:hint="eastAsia"/>
-          <w:spacing w:val="-6"/>
-          <w:sz w:val="28"/>
-          <w:szCs w:val="28"/>
-        </w:rPr>
-        <w:t>隔絕。桃花的花瓣順著流水慢慢遠去，眼前的風景美得不像凡間，簡直就是一處遠離塵囂的人間仙境。</w:t>
+        <w:t>，內心很滿足，所以只是笑笑，沒有多作解釋。因為這裡山水相依、景色清幽，彷彿與世隔絕。桃花的花瓣順著流水慢慢遠去，眼前的風景美得不像凡間，簡直就是一處遠離塵囂的人間仙境。</w:t>
       </w:r>
     </w:p>
     <w:p>
@@ -802,10 +617,198 @@
     </w:p>
     <w:p>
       <w:pPr>
+        <w:spacing w:line="480" w:lineRule="exact"/>
+        <w:jc w:val="both"/>
+        <w:rPr>
+          <w:rFonts w:ascii="標楷體" w:eastAsia="標楷體" w:hAnsi="標楷體"/>
+          <w:sz w:val="28"/>
+          <w:szCs w:val="28"/>
+        </w:rPr>
+      </w:pPr>
+      <w:r>
+        <w:rPr>
+          <w:rFonts w:ascii="標楷體" w:eastAsia="標楷體" w:hAnsi="標楷體" w:hint="eastAsia"/>
+          <w:sz w:val="28"/>
+          <w:szCs w:val="28"/>
+        </w:rPr>
+        <w:t xml:space="preserve">　　</w:t>
+      </w:r>
+      <w:r>
+        <w:rPr>
+          <w:rFonts w:ascii="標楷體" w:eastAsia="標楷體" w:hAnsi="標楷體" w:hint="eastAsia"/>
+          <w:sz w:val="28"/>
+          <w:szCs w:val="28"/>
+          <w:u w:val="single"/>
+        </w:rPr>
+        <w:t>李白</w:t>
+      </w:r>
+      <w:r>
+        <w:rPr>
+          <w:rFonts w:ascii="標楷體" w:eastAsia="標楷體" w:hAnsi="標楷體" w:hint="eastAsia"/>
+          <w:sz w:val="28"/>
+          <w:szCs w:val="28"/>
+        </w:rPr>
+        <w:t>〈山中問答〉是一首語言自然卻意境深遠的五言絕句，全詩僅四句，卻完整呈現詩人</w:t>
+      </w:r>
+      <w:r>
+        <w:rPr>
+          <w:rFonts w:ascii="標楷體" w:eastAsia="標楷體" w:hAnsi="標楷體" w:hint="eastAsia"/>
+          <w:b/>
+          <w:bCs/>
+          <w:sz w:val="28"/>
+          <w:szCs w:val="28"/>
+        </w:rPr>
+        <w:t>超然世外</w:t>
+      </w:r>
+      <w:r>
+        <w:rPr>
+          <w:rFonts w:ascii="標楷體" w:eastAsia="標楷體" w:hAnsi="標楷體" w:hint="eastAsia"/>
+          <w:sz w:val="28"/>
+          <w:szCs w:val="28"/>
+        </w:rPr>
+        <w:t>、寄情山水的人生態度。詩題中的「問答」，表面上似乎是與他人對話，實際上卻是一場詩人內心世界的自我</w:t>
+      </w:r>
+      <w:r>
+        <w:rPr>
+          <w:rFonts w:ascii="標楷體" w:eastAsia="標楷體" w:hAnsi="標楷體" w:hint="eastAsia"/>
+          <w:b/>
+          <w:bCs/>
+          <w:sz w:val="28"/>
+          <w:szCs w:val="28"/>
+        </w:rPr>
+        <w:t>揭示</w:t>
+      </w:r>
+      <w:r>
+        <w:rPr>
+          <w:rFonts w:ascii="標楷體" w:eastAsia="標楷體" w:hAnsi="標楷體" w:hint="eastAsia"/>
+          <w:sz w:val="28"/>
+          <w:szCs w:val="28"/>
+        </w:rPr>
+        <w:t>，展現</w:t>
+      </w:r>
+      <w:r>
+        <w:rPr>
+          <w:rFonts w:ascii="標楷體" w:eastAsia="標楷體" w:hAnsi="標楷體" w:hint="eastAsia"/>
+          <w:sz w:val="28"/>
+          <w:szCs w:val="28"/>
+          <w:u w:val="single"/>
+        </w:rPr>
+        <w:t>李白</w:t>
+      </w:r>
+      <w:r>
+        <w:rPr>
+          <w:rFonts w:ascii="標楷體" w:eastAsia="標楷體" w:hAnsi="標楷體" w:hint="eastAsia"/>
+          <w:sz w:val="28"/>
+          <w:szCs w:val="28"/>
+        </w:rPr>
+        <w:t>對世俗價值的淡然與對精神自由的</w:t>
+      </w:r>
+      <w:r>
+        <w:rPr>
+          <w:rFonts w:ascii="標楷體" w:eastAsia="標楷體" w:hAnsi="標楷體" w:hint="eastAsia"/>
+          <w:b/>
+          <w:bCs/>
+          <w:sz w:val="28"/>
+          <w:szCs w:val="28"/>
+        </w:rPr>
+        <w:t>嚮往</w:t>
+      </w:r>
+      <w:r>
+        <w:rPr>
+          <w:rFonts w:ascii="標楷體" w:eastAsia="標楷體" w:hAnsi="標楷體" w:hint="eastAsia"/>
+          <w:sz w:val="28"/>
+          <w:szCs w:val="28"/>
+        </w:rPr>
+        <w:t>。</w:t>
+      </w:r>
+    </w:p>
+    <w:p>
+      <w:pPr>
+        <w:spacing w:line="480" w:lineRule="exact"/>
+        <w:jc w:val="both"/>
+        <w:rPr>
+          <w:rFonts w:ascii="標楷體" w:eastAsia="標楷體" w:hAnsi="標楷體"/>
+          <w:sz w:val="28"/>
+          <w:szCs w:val="28"/>
+        </w:rPr>
+      </w:pPr>
+      <w:r>
+        <w:rPr>
+          <w:rFonts w:ascii="標楷體" w:eastAsia="標楷體" w:hAnsi="標楷體" w:hint="eastAsia"/>
+          <w:sz w:val="28"/>
+          <w:szCs w:val="28"/>
+        </w:rPr>
+        <w:t xml:space="preserve">　　</w:t>
+      </w:r>
+      <w:r>
+        <w:rPr>
+          <w:rFonts w:ascii="標楷體" w:eastAsia="標楷體" w:hAnsi="標楷體" w:hint="eastAsia"/>
+          <w:sz w:val="28"/>
+          <w:szCs w:val="28"/>
+        </w:rPr>
+        <w:t>首句「問余何事棲碧山」，以他人之問開篇，點出詩人隱居山林的行為在世人眼中是值得追問的。這個「問」象徵世俗社會對功名、仕途的關切，也暗含對</w:t>
+      </w:r>
+      <w:r>
+        <w:rPr>
+          <w:rFonts w:ascii="標楷體" w:eastAsia="標楷體" w:hAnsi="標楷體" w:hint="eastAsia"/>
+          <w:b/>
+          <w:bCs/>
+          <w:sz w:val="28"/>
+          <w:szCs w:val="28"/>
+        </w:rPr>
+        <w:t>隱逸</w:t>
+      </w:r>
+      <w:r>
+        <w:rPr>
+          <w:rFonts w:ascii="標楷體" w:eastAsia="標楷體" w:hAnsi="標楷體" w:hint="eastAsia"/>
+          <w:sz w:val="28"/>
+          <w:szCs w:val="28"/>
+        </w:rPr>
+        <w:t>生活的不解。第二句「笑而不答心自閒」是全詩的關鍵。「笑」並非輕慢，而是一種超然的回應；「不答」則顯示詩人對世俗價值的無意辯解。真正的答案不在言語中，而在「心自閒」的狀態裡，流露出內心的</w:t>
+      </w:r>
+      <w:r>
+        <w:rPr>
+          <w:rFonts w:ascii="標楷體" w:eastAsia="標楷體" w:hAnsi="標楷體" w:hint="eastAsia"/>
+          <w:b/>
+          <w:bCs/>
+          <w:sz w:val="28"/>
+          <w:szCs w:val="28"/>
+        </w:rPr>
+        <w:t>安適與自在</w:t>
+      </w:r>
+      <w:r>
+        <w:rPr>
+          <w:rFonts w:ascii="標楷體" w:eastAsia="標楷體" w:hAnsi="標楷體" w:hint="eastAsia"/>
+          <w:sz w:val="28"/>
+          <w:szCs w:val="28"/>
+        </w:rPr>
+        <w:t>，顯示他已超越功名</w:t>
+      </w:r>
+      <w:r>
+        <w:rPr>
+          <w:rFonts w:ascii="標楷體" w:eastAsia="標楷體" w:hAnsi="標楷體" w:hint="eastAsia"/>
+          <w:b/>
+          <w:bCs/>
+          <w:sz w:val="28"/>
+          <w:szCs w:val="28"/>
+        </w:rPr>
+        <w:t>利祿</w:t>
+      </w:r>
+      <w:r>
+        <w:rPr>
+          <w:rFonts w:ascii="標楷體" w:eastAsia="標楷體" w:hAnsi="標楷體" w:hint="eastAsia"/>
+          <w:sz w:val="28"/>
+          <w:szCs w:val="28"/>
+        </w:rPr>
+        <w:t>的束縛。</w:t>
+      </w:r>
+    </w:p>
+    <w:p>
+      <w:pPr>
         <w:spacing w:line="460" w:lineRule="exact"/>
         <w:jc w:val="both"/>
         <w:rPr>
-          <w:rFonts w:ascii="標楷體" w:eastAsia="標楷體" w:hAnsi="標楷體" w:hint="eastAsia"/>
+          <w:rFonts w:ascii="標楷體" w:eastAsia="標楷體" w:hAnsi="標楷體"/>
           <w:sz w:val="28"/>
           <w:szCs w:val="28"/>
         </w:rPr>
@@ -823,35 +826,8 @@
           <w:rFonts w:ascii="標楷體" w:eastAsia="標楷體" w:hAnsi="標楷體" w:hint="eastAsia"/>
           <w:sz w:val="28"/>
           <w:szCs w:val="28"/>
-          <w:u w:val="single"/>
-        </w:rPr>
-        <w:t>李白</w:t>
-      </w:r>
-      <w:r>
-        <w:rPr>
-          <w:rFonts w:ascii="標楷體" w:eastAsia="標楷體" w:hAnsi="標楷體" w:hint="eastAsia"/>
-          <w:sz w:val="28"/>
-          <w:szCs w:val="28"/>
-        </w:rPr>
-        <w:t>〈山中問答〉是一首語言自然卻意境深遠的五言絕句，</w:t>
-      </w:r>
-      <w:proofErr w:type="gramStart"/>
-      <w:r>
-        <w:rPr>
-          <w:rFonts w:ascii="標楷體" w:eastAsia="標楷體" w:hAnsi="標楷體" w:hint="eastAsia"/>
-          <w:sz w:val="28"/>
-          <w:szCs w:val="28"/>
-        </w:rPr>
-        <w:t>全詩僅</w:t>
-      </w:r>
-      <w:proofErr w:type="gramEnd"/>
-      <w:r>
-        <w:rPr>
-          <w:rFonts w:ascii="標楷體" w:eastAsia="標楷體" w:hAnsi="標楷體" w:hint="eastAsia"/>
-          <w:sz w:val="28"/>
-          <w:szCs w:val="28"/>
-        </w:rPr>
-        <w:t>四句，卻完整呈現詩人</w:t>
+        </w:rPr>
+        <w:t>後兩句轉而描寫自然景象：「桃花流水窅然去，別有天地非人間。」桃花隨水而去，畫面</w:t>
       </w:r>
       <w:r>
         <w:rPr>
@@ -861,9 +837,16 @@
           <w:sz w:val="28"/>
           <w:szCs w:val="28"/>
         </w:rPr>
-        <w:t>超然</w:t>
-      </w:r>
-      <w:proofErr w:type="gramStart"/>
+        <w:t>清麗</w:t>
+      </w:r>
+      <w:r>
+        <w:rPr>
+          <w:rFonts w:ascii="標楷體" w:eastAsia="標楷體" w:hAnsi="標楷體" w:hint="eastAsia"/>
+          <w:sz w:val="28"/>
+          <w:szCs w:val="28"/>
+        </w:rPr>
+        <w:t>而富有動感，象徵時光流逝與</w:t>
+      </w:r>
       <w:r>
         <w:rPr>
           <w:rFonts w:ascii="標楷體" w:eastAsia="標楷體" w:hAnsi="標楷體" w:hint="eastAsia"/>
@@ -872,9 +855,25 @@
           <w:sz w:val="28"/>
           <w:szCs w:val="28"/>
         </w:rPr>
-        <w:t>世</w:t>
-      </w:r>
-      <w:proofErr w:type="gramEnd"/>
+        <w:t>塵世紛擾</w:t>
+      </w:r>
+      <w:r>
+        <w:rPr>
+          <w:rFonts w:ascii="標楷體" w:eastAsia="標楷體" w:hAnsi="標楷體" w:hint="eastAsia"/>
+          <w:sz w:val="28"/>
+          <w:szCs w:val="28"/>
+        </w:rPr>
+        <w:t>的遠離。「窅然」一詞，營造出幽深、遙遠的意境，使人彷彿進入一個與現實隔絕的空間。這不僅是實景</w:t>
+      </w:r>
+      <w:r>
+        <w:rPr>
+          <w:rFonts w:ascii="標楷體" w:eastAsia="標楷體" w:hAnsi="標楷體" w:hint="eastAsia"/>
+          <w:sz w:val="28"/>
+          <w:szCs w:val="28"/>
+        </w:rPr>
+        <w:lastRenderedPageBreak/>
+        <w:t>描寫，更是詩人精神境界的投射。末句「別有天地非人間」，將詩意推向</w:t>
+      </w:r>
       <w:r>
         <w:rPr>
           <w:rFonts w:ascii="標楷體" w:eastAsia="標楷體" w:hAnsi="標楷體" w:hint="eastAsia"/>
@@ -883,15 +882,15 @@
           <w:sz w:val="28"/>
           <w:szCs w:val="28"/>
         </w:rPr>
-        <w:t>外</w:t>
-      </w:r>
-      <w:r>
-        <w:rPr>
-          <w:rFonts w:ascii="標楷體" w:eastAsia="標楷體" w:hAnsi="標楷體" w:hint="eastAsia"/>
-          <w:sz w:val="28"/>
-          <w:szCs w:val="28"/>
-        </w:rPr>
-        <w:t>、寄情山水的人生態度。詩題中的「問答」，表面上似乎是與他人對話，實際上卻是一場詩人內心世界的自我</w:t>
+        <w:t>昇華</w:t>
+      </w:r>
+      <w:r>
+        <w:rPr>
+          <w:rFonts w:ascii="標楷體" w:eastAsia="標楷體" w:hAnsi="標楷體" w:hint="eastAsia"/>
+          <w:sz w:val="28"/>
+          <w:szCs w:val="28"/>
+        </w:rPr>
+        <w:t>，明白指出山中世界是一種超越凡俗的精神天地，並非一般人間所能</w:t>
       </w:r>
       <w:r>
         <w:rPr>
@@ -901,32 +900,42 @@
           <w:sz w:val="28"/>
           <w:szCs w:val="28"/>
         </w:rPr>
-        <w:t>揭示</w:t>
-      </w:r>
-      <w:r>
-        <w:rPr>
-          <w:rFonts w:ascii="標楷體" w:eastAsia="標楷體" w:hAnsi="標楷體" w:hint="eastAsia"/>
-          <w:sz w:val="28"/>
-          <w:szCs w:val="28"/>
-        </w:rPr>
-        <w:t>，展現</w:t>
-      </w:r>
-      <w:r>
-        <w:rPr>
-          <w:rFonts w:ascii="標楷體" w:eastAsia="標楷體" w:hAnsi="標楷體" w:hint="eastAsia"/>
-          <w:sz w:val="28"/>
-          <w:szCs w:val="28"/>
-          <w:u w:val="single"/>
-        </w:rPr>
-        <w:t>李白</w:t>
-      </w:r>
-      <w:r>
-        <w:rPr>
-          <w:rFonts w:ascii="標楷體" w:eastAsia="標楷體" w:hAnsi="標楷體" w:hint="eastAsia"/>
-          <w:sz w:val="28"/>
-          <w:szCs w:val="28"/>
-        </w:rPr>
-        <w:t>對世俗價值的淡然與對精神自由的</w:t>
+        <w:t>企及</w:t>
+      </w:r>
+      <w:r>
+        <w:rPr>
+          <w:rFonts w:ascii="標楷體" w:eastAsia="標楷體" w:hAnsi="標楷體" w:hint="eastAsia"/>
+          <w:sz w:val="28"/>
+          <w:szCs w:val="28"/>
+        </w:rPr>
+        <w:t>。</w:t>
+      </w:r>
+    </w:p>
+    <w:p>
+      <w:pPr>
+        <w:spacing w:line="460" w:lineRule="exact"/>
+        <w:jc w:val="both"/>
+        <w:rPr>
+          <w:rFonts w:ascii="標楷體" w:eastAsia="標楷體" w:hAnsi="標楷體"/>
+          <w:sz w:val="28"/>
+          <w:szCs w:val="28"/>
+        </w:rPr>
+      </w:pPr>
+      <w:r>
+        <w:rPr>
+          <w:rFonts w:ascii="標楷體" w:eastAsia="標楷體" w:hAnsi="標楷體" w:hint="eastAsia"/>
+          <w:sz w:val="28"/>
+          <w:szCs w:val="28"/>
+        </w:rPr>
+        <w:t xml:space="preserve">　　</w:t>
+      </w:r>
+      <w:r>
+        <w:rPr>
+          <w:rFonts w:ascii="標楷體" w:eastAsia="標楷體" w:hAnsi="標楷體" w:hint="eastAsia"/>
+          <w:sz w:val="28"/>
+          <w:szCs w:val="28"/>
+        </w:rPr>
+        <w:t>整首詩以問起、以景結，語言平淡自然，</w:t>
       </w:r>
       <w:r>
         <w:rPr>
@@ -936,104 +945,49 @@
           <w:sz w:val="28"/>
           <w:szCs w:val="28"/>
         </w:rPr>
-        <w:t>嚮往</w:t>
-      </w:r>
-      <w:r>
-        <w:rPr>
-          <w:rFonts w:ascii="標楷體" w:eastAsia="標楷體" w:hAnsi="標楷體" w:hint="eastAsia"/>
-          <w:sz w:val="28"/>
-          <w:szCs w:val="28"/>
-        </w:rPr>
-        <w:t>。</w:t>
-      </w:r>
-    </w:p>
-    <w:p>
-      <w:pPr>
-        <w:spacing w:line="460" w:lineRule="exact"/>
-        <w:jc w:val="both"/>
-        <w:rPr>
-          <w:rFonts w:ascii="標楷體" w:eastAsia="標楷體" w:hAnsi="標楷體"/>
-          <w:sz w:val="28"/>
-          <w:szCs w:val="28"/>
-        </w:rPr>
-        <w:sectPr>
-          <w:footerReference w:type="default" r:id="rId7"/>
-          <w:pgSz w:w="11906" w:h="16838"/>
-          <w:pgMar w:top="851" w:right="1134" w:bottom="851" w:left="1134" w:header="567" w:footer="0" w:gutter="0"/>
-          <w:cols w:space="425"/>
-          <w:docGrid w:type="lines" w:linePitch="360"/>
-        </w:sectPr>
-      </w:pPr>
-      <w:r>
-        <w:rPr>
-          <w:rFonts w:ascii="標楷體" w:eastAsia="標楷體" w:hAnsi="標楷體" w:hint="eastAsia"/>
-          <w:sz w:val="28"/>
-          <w:szCs w:val="28"/>
-        </w:rPr>
-        <w:t xml:space="preserve">　　</w:t>
-      </w:r>
-      <w:proofErr w:type="gramStart"/>
-      <w:r>
-        <w:rPr>
-          <w:rFonts w:ascii="標楷體" w:eastAsia="標楷體" w:hAnsi="標楷體" w:hint="eastAsia"/>
-          <w:sz w:val="28"/>
-          <w:szCs w:val="28"/>
-        </w:rPr>
-        <w:t>首句</w:t>
-      </w:r>
-      <w:proofErr w:type="gramEnd"/>
-      <w:r>
-        <w:rPr>
-          <w:rFonts w:ascii="標楷體" w:eastAsia="標楷體" w:hAnsi="標楷體" w:hint="eastAsia"/>
-          <w:sz w:val="28"/>
-          <w:szCs w:val="28"/>
-        </w:rPr>
-        <w:t>「問</w:t>
-      </w:r>
-      <w:proofErr w:type="gramStart"/>
-      <w:r>
-        <w:rPr>
-          <w:rFonts w:ascii="標楷體" w:eastAsia="標楷體" w:hAnsi="標楷體" w:hint="eastAsia"/>
-          <w:sz w:val="28"/>
-          <w:szCs w:val="28"/>
-        </w:rPr>
-        <w:t>余</w:t>
-      </w:r>
-      <w:proofErr w:type="gramEnd"/>
-      <w:r>
-        <w:rPr>
-          <w:rFonts w:ascii="標楷體" w:eastAsia="標楷體" w:hAnsi="標楷體" w:hint="eastAsia"/>
-          <w:sz w:val="28"/>
-          <w:szCs w:val="28"/>
-        </w:rPr>
-        <w:t>何事</w:t>
-      </w:r>
-      <w:proofErr w:type="gramStart"/>
-      <w:r>
-        <w:rPr>
-          <w:rFonts w:ascii="標楷體" w:eastAsia="標楷體" w:hAnsi="標楷體" w:hint="eastAsia"/>
-          <w:sz w:val="28"/>
-          <w:szCs w:val="28"/>
-        </w:rPr>
-        <w:t>棲</w:t>
-      </w:r>
-      <w:proofErr w:type="gramEnd"/>
-      <w:r>
-        <w:rPr>
-          <w:rFonts w:ascii="標楷體" w:eastAsia="標楷體" w:hAnsi="標楷體" w:hint="eastAsia"/>
-          <w:sz w:val="28"/>
-          <w:szCs w:val="28"/>
-        </w:rPr>
-        <w:t>碧山」，以他人之問開篇，點出詩人隱居山林的行為在世人眼中是值得追問的。這個「問」象徵世俗社會對功名、仕途的關切，也</w:t>
-      </w:r>
-      <w:proofErr w:type="gramStart"/>
-      <w:r>
-        <w:rPr>
-          <w:rFonts w:ascii="標楷體" w:eastAsia="標楷體" w:hAnsi="標楷體" w:hint="eastAsia"/>
-          <w:sz w:val="28"/>
-          <w:szCs w:val="28"/>
-        </w:rPr>
-        <w:t>暗含對</w:t>
+        <w:t>不事雕琢</w:t>
+      </w:r>
+      <w:r>
+        <w:rPr>
+          <w:rFonts w:ascii="標楷體" w:eastAsia="標楷體" w:hAnsi="標楷體" w:hint="eastAsia"/>
+          <w:sz w:val="28"/>
+          <w:szCs w:val="28"/>
+        </w:rPr>
+        <w:t>，卻蘊含深厚哲理。</w:t>
+      </w:r>
+      <w:r>
+        <w:rPr>
+          <w:rFonts w:ascii="標楷體" w:eastAsia="標楷體" w:hAnsi="標楷體" w:hint="eastAsia"/>
+          <w:sz w:val="28"/>
+          <w:szCs w:val="28"/>
+          <w:u w:val="single"/>
+        </w:rPr>
+        <w:t>李白</w:t>
+      </w:r>
+      <w:r>
+        <w:rPr>
+          <w:rFonts w:ascii="標楷體" w:eastAsia="標楷體" w:hAnsi="標楷體" w:hint="eastAsia"/>
+          <w:sz w:val="28"/>
+          <w:szCs w:val="28"/>
+        </w:rPr>
+        <w:t>並未正面宣示自己的隱逸理由，而是透過含蓄的表現手法，讓讀者自行體會他追求自由、超脫現實的生命境界。詩中動靜相映，心境與景物融為一體，展現出</w:t>
+      </w:r>
+      <w:r>
+        <w:rPr>
+          <w:rFonts w:ascii="標楷體" w:eastAsia="標楷體" w:hAnsi="標楷體" w:hint="eastAsia"/>
+          <w:sz w:val="28"/>
+          <w:szCs w:val="28"/>
+          <w:u w:val="single"/>
+        </w:rPr>
+        <w:t>李白</w:t>
+      </w:r>
+      <w:r>
+        <w:rPr>
+          <w:rFonts w:ascii="標楷體" w:eastAsia="標楷體" w:hAnsi="標楷體" w:hint="eastAsia"/>
+          <w:sz w:val="28"/>
+          <w:szCs w:val="28"/>
+        </w:rPr>
+        <w:t>詩歌豪放中見</w:t>
       </w:r>
       <w:r>
         <w:rPr>
@@ -1043,370 +997,8 @@
           <w:sz w:val="28"/>
           <w:szCs w:val="28"/>
         </w:rPr>
-        <w:t>隱逸</w:t>
-      </w:r>
-      <w:proofErr w:type="gramEnd"/>
-      <w:r>
-        <w:rPr>
-          <w:rFonts w:ascii="標楷體" w:eastAsia="標楷體" w:hAnsi="標楷體" w:hint="eastAsia"/>
-          <w:sz w:val="28"/>
-          <w:szCs w:val="28"/>
-        </w:rPr>
-        <w:t>生活的不解。第二句「笑而不</w:t>
-      </w:r>
-      <w:proofErr w:type="gramStart"/>
-      <w:r>
-        <w:rPr>
-          <w:rFonts w:ascii="標楷體" w:eastAsia="標楷體" w:hAnsi="標楷體" w:hint="eastAsia"/>
-          <w:sz w:val="28"/>
-          <w:szCs w:val="28"/>
-        </w:rPr>
-        <w:t>答心自閒</w:t>
-      </w:r>
-      <w:proofErr w:type="gramEnd"/>
-      <w:r>
-        <w:rPr>
-          <w:rFonts w:ascii="標楷體" w:eastAsia="標楷體" w:hAnsi="標楷體" w:hint="eastAsia"/>
-          <w:sz w:val="28"/>
-          <w:szCs w:val="28"/>
-        </w:rPr>
-        <w:t>」</w:t>
-      </w:r>
-      <w:proofErr w:type="gramStart"/>
-      <w:r>
-        <w:rPr>
-          <w:rFonts w:ascii="標楷體" w:eastAsia="標楷體" w:hAnsi="標楷體" w:hint="eastAsia"/>
-          <w:sz w:val="28"/>
-          <w:szCs w:val="28"/>
-        </w:rPr>
-        <w:t>是全詩的</w:t>
-      </w:r>
-      <w:proofErr w:type="gramEnd"/>
-      <w:r>
-        <w:rPr>
-          <w:rFonts w:ascii="標楷體" w:eastAsia="標楷體" w:hAnsi="標楷體" w:hint="eastAsia"/>
-          <w:sz w:val="28"/>
-          <w:szCs w:val="28"/>
-        </w:rPr>
-        <w:t>關鍵。「笑」並非輕慢，而是一種超然的回應；「不答」則顯示詩人對世俗價值的無意辯解。真正的答案不在言語中，而在「心自</w:t>
-      </w:r>
-      <w:proofErr w:type="gramStart"/>
-      <w:r>
-        <w:rPr>
-          <w:rFonts w:ascii="標楷體" w:eastAsia="標楷體" w:hAnsi="標楷體" w:hint="eastAsia"/>
-          <w:sz w:val="28"/>
-          <w:szCs w:val="28"/>
-        </w:rPr>
-        <w:t>閒</w:t>
-      </w:r>
-      <w:proofErr w:type="gramEnd"/>
-      <w:r>
-        <w:rPr>
-          <w:rFonts w:ascii="標楷體" w:eastAsia="標楷體" w:hAnsi="標楷體" w:hint="eastAsia"/>
-          <w:sz w:val="28"/>
-          <w:szCs w:val="28"/>
-        </w:rPr>
-        <w:t>」的狀態裡，流露出內心的</w:t>
-      </w:r>
-      <w:r>
-        <w:rPr>
-          <w:rFonts w:ascii="標楷體" w:eastAsia="標楷體" w:hAnsi="標楷體" w:hint="eastAsia"/>
-          <w:b/>
-          <w:bCs/>
-          <w:sz w:val="28"/>
-          <w:szCs w:val="28"/>
-        </w:rPr>
-        <w:t>安適與自在</w:t>
-      </w:r>
-      <w:r>
-        <w:rPr>
-          <w:rFonts w:ascii="標楷體" w:eastAsia="標楷體" w:hAnsi="標楷體" w:hint="eastAsia"/>
-          <w:sz w:val="28"/>
-          <w:szCs w:val="28"/>
-        </w:rPr>
-        <w:t>，顯示他已超越功名</w:t>
-      </w:r>
-      <w:r>
-        <w:rPr>
-          <w:rFonts w:ascii="標楷體" w:eastAsia="標楷體" w:hAnsi="標楷體" w:hint="eastAsia"/>
-          <w:b/>
-          <w:bCs/>
-          <w:sz w:val="28"/>
-          <w:szCs w:val="28"/>
-        </w:rPr>
-        <w:t>利祿</w:t>
-      </w:r>
-      <w:r>
-        <w:rPr>
-          <w:rFonts w:ascii="標楷體" w:eastAsia="標楷體" w:hAnsi="標楷體" w:hint="eastAsia"/>
-          <w:sz w:val="28"/>
-          <w:szCs w:val="28"/>
-        </w:rPr>
-        <w:t>的束縛。</w:t>
-      </w:r>
-    </w:p>
-    <w:p>
-      <w:pPr>
-        <w:spacing w:line="460" w:lineRule="exact"/>
-        <w:jc w:val="both"/>
-        <w:rPr>
-          <w:rFonts w:ascii="標楷體" w:eastAsia="標楷體" w:hAnsi="標楷體" w:hint="eastAsia"/>
-          <w:sz w:val="28"/>
-          <w:szCs w:val="28"/>
-        </w:rPr>
-      </w:pPr>
-      <w:r>
-        <w:rPr>
-          <w:rFonts w:ascii="標楷體" w:eastAsia="標楷體" w:hAnsi="標楷體" w:hint="eastAsia"/>
-          <w:sz w:val="28"/>
-          <w:szCs w:val="28"/>
-        </w:rPr>
-        <w:lastRenderedPageBreak/>
-        <w:t xml:space="preserve">　　</w:t>
-      </w:r>
-      <w:proofErr w:type="gramStart"/>
-      <w:r>
-        <w:rPr>
-          <w:rFonts w:ascii="標楷體" w:eastAsia="標楷體" w:hAnsi="標楷體" w:hint="eastAsia"/>
-          <w:sz w:val="28"/>
-          <w:szCs w:val="28"/>
-        </w:rPr>
-        <w:t>後兩句轉而</w:t>
-      </w:r>
-      <w:proofErr w:type="gramEnd"/>
-      <w:r>
-        <w:rPr>
-          <w:rFonts w:ascii="標楷體" w:eastAsia="標楷體" w:hAnsi="標楷體" w:hint="eastAsia"/>
-          <w:sz w:val="28"/>
-          <w:szCs w:val="28"/>
-        </w:rPr>
-        <w:t>描寫自然景象：「桃花流水</w:t>
-      </w:r>
-      <w:proofErr w:type="gramStart"/>
-      <w:r>
-        <w:rPr>
-          <w:rFonts w:ascii="標楷體" w:eastAsia="標楷體" w:hAnsi="標楷體" w:hint="eastAsia"/>
-          <w:sz w:val="28"/>
-          <w:szCs w:val="28"/>
-        </w:rPr>
-        <w:t>窅</w:t>
-      </w:r>
-      <w:proofErr w:type="gramEnd"/>
-      <w:r>
-        <w:rPr>
-          <w:rFonts w:ascii="標楷體" w:eastAsia="標楷體" w:hAnsi="標楷體" w:hint="eastAsia"/>
-          <w:sz w:val="28"/>
-          <w:szCs w:val="28"/>
-        </w:rPr>
-        <w:t>然去，別有天地非人間。」桃花隨水而去，畫面</w:t>
-      </w:r>
-      <w:r>
-        <w:rPr>
-          <w:rFonts w:ascii="標楷體" w:eastAsia="標楷體" w:hAnsi="標楷體" w:hint="eastAsia"/>
-          <w:b/>
-          <w:bCs/>
-          <w:sz w:val="28"/>
-          <w:szCs w:val="28"/>
-        </w:rPr>
-        <w:t>清麗</w:t>
-      </w:r>
-      <w:r>
-        <w:rPr>
-          <w:rFonts w:ascii="標楷體" w:eastAsia="標楷體" w:hAnsi="標楷體" w:hint="eastAsia"/>
-          <w:sz w:val="28"/>
-          <w:szCs w:val="28"/>
-        </w:rPr>
-        <w:t>而富有動感，象徵時光流逝與</w:t>
-      </w:r>
-      <w:r>
-        <w:rPr>
-          <w:rFonts w:ascii="標楷體" w:eastAsia="標楷體" w:hAnsi="標楷體" w:hint="eastAsia"/>
-          <w:b/>
-          <w:bCs/>
-          <w:sz w:val="28"/>
-          <w:szCs w:val="28"/>
-        </w:rPr>
-        <w:t>塵世紛擾</w:t>
-      </w:r>
-      <w:r>
-        <w:rPr>
-          <w:rFonts w:ascii="標楷體" w:eastAsia="標楷體" w:hAnsi="標楷體" w:hint="eastAsia"/>
-          <w:sz w:val="28"/>
-          <w:szCs w:val="28"/>
-        </w:rPr>
-        <w:t>的遠離。「</w:t>
-      </w:r>
-      <w:proofErr w:type="gramStart"/>
-      <w:r>
-        <w:rPr>
-          <w:rFonts w:ascii="標楷體" w:eastAsia="標楷體" w:hAnsi="標楷體" w:hint="eastAsia"/>
-          <w:sz w:val="28"/>
-          <w:szCs w:val="28"/>
-        </w:rPr>
-        <w:t>窅</w:t>
-      </w:r>
-      <w:proofErr w:type="gramEnd"/>
-      <w:r>
-        <w:rPr>
-          <w:rFonts w:ascii="標楷體" w:eastAsia="標楷體" w:hAnsi="標楷體" w:hint="eastAsia"/>
-          <w:sz w:val="28"/>
-          <w:szCs w:val="28"/>
-        </w:rPr>
-        <w:t>然」一詞，營造出幽深、遙遠的意境，使人彷彿進入一個與現實隔絕的空間。這不僅是實景描寫，更是詩人精神境界的投射。末句「別有天地非人間」，將詩意推向</w:t>
-      </w:r>
-      <w:r>
-        <w:rPr>
-          <w:rFonts w:ascii="標楷體" w:eastAsia="標楷體" w:hAnsi="標楷體" w:hint="eastAsia"/>
-          <w:b/>
-          <w:bCs/>
-          <w:sz w:val="28"/>
-          <w:szCs w:val="28"/>
-        </w:rPr>
-        <w:t>昇華</w:t>
-      </w:r>
-      <w:r>
-        <w:rPr>
-          <w:rFonts w:ascii="標楷體" w:eastAsia="標楷體" w:hAnsi="標楷體" w:hint="eastAsia"/>
-          <w:sz w:val="28"/>
-          <w:szCs w:val="28"/>
-        </w:rPr>
-        <w:t>，明白指出山中世界是一種超越凡俗的精神天地，並非一般人間所能</w:t>
-      </w:r>
-      <w:r>
-        <w:rPr>
-          <w:rFonts w:ascii="標楷體" w:eastAsia="標楷體" w:hAnsi="標楷體" w:hint="eastAsia"/>
-          <w:b/>
-          <w:bCs/>
-          <w:sz w:val="28"/>
-          <w:szCs w:val="28"/>
-        </w:rPr>
-        <w:t>企及</w:t>
-      </w:r>
-      <w:r>
-        <w:rPr>
-          <w:rFonts w:ascii="標楷體" w:eastAsia="標楷體" w:hAnsi="標楷體" w:hint="eastAsia"/>
-          <w:sz w:val="28"/>
-          <w:szCs w:val="28"/>
-        </w:rPr>
-        <w:t>。</w:t>
-      </w:r>
-    </w:p>
-    <w:p>
-      <w:pPr>
-        <w:spacing w:line="460" w:lineRule="exact"/>
-        <w:jc w:val="both"/>
-        <w:rPr>
-          <w:rFonts w:ascii="標楷體" w:eastAsia="標楷體" w:hAnsi="標楷體" w:hint="eastAsia"/>
-          <w:sz w:val="28"/>
-          <w:szCs w:val="28"/>
-        </w:rPr>
-      </w:pPr>
-      <w:r>
-        <w:rPr>
-          <w:rFonts w:ascii="標楷體" w:eastAsia="標楷體" w:hAnsi="標楷體" w:hint="eastAsia"/>
-          <w:sz w:val="28"/>
-          <w:szCs w:val="28"/>
-        </w:rPr>
-        <w:t xml:space="preserve">　　</w:t>
-      </w:r>
-      <w:r>
-        <w:rPr>
-          <w:rFonts w:ascii="標楷體" w:eastAsia="標楷體" w:hAnsi="標楷體" w:hint="eastAsia"/>
-          <w:sz w:val="28"/>
-          <w:szCs w:val="28"/>
-        </w:rPr>
-        <w:t>整</w:t>
-      </w:r>
-      <w:proofErr w:type="gramStart"/>
-      <w:r>
-        <w:rPr>
-          <w:rFonts w:ascii="標楷體" w:eastAsia="標楷體" w:hAnsi="標楷體" w:hint="eastAsia"/>
-          <w:sz w:val="28"/>
-          <w:szCs w:val="28"/>
-        </w:rPr>
-        <w:t>首詩以問</w:t>
-      </w:r>
-      <w:proofErr w:type="gramEnd"/>
-      <w:r>
-        <w:rPr>
-          <w:rFonts w:ascii="標楷體" w:eastAsia="標楷體" w:hAnsi="標楷體" w:hint="eastAsia"/>
-          <w:sz w:val="28"/>
-          <w:szCs w:val="28"/>
-        </w:rPr>
-        <w:t>起、以景結，語言平淡自然，</w:t>
-      </w:r>
-      <w:r>
-        <w:rPr>
-          <w:rFonts w:ascii="標楷體" w:eastAsia="標楷體" w:hAnsi="標楷體" w:hint="eastAsia"/>
-          <w:b/>
-          <w:bCs/>
-          <w:sz w:val="28"/>
-          <w:szCs w:val="28"/>
-        </w:rPr>
-        <w:t>不事雕琢</w:t>
-      </w:r>
-      <w:r>
-        <w:rPr>
-          <w:rFonts w:ascii="標楷體" w:eastAsia="標楷體" w:hAnsi="標楷體" w:hint="eastAsia"/>
-          <w:sz w:val="28"/>
-          <w:szCs w:val="28"/>
-        </w:rPr>
-        <w:t>，卻蘊含深厚哲理。</w:t>
-      </w:r>
-      <w:r>
-        <w:rPr>
-          <w:rFonts w:ascii="標楷體" w:eastAsia="標楷體" w:hAnsi="標楷體" w:hint="eastAsia"/>
-          <w:sz w:val="28"/>
-          <w:szCs w:val="28"/>
-          <w:u w:val="single"/>
-        </w:rPr>
-        <w:t>李白</w:t>
-      </w:r>
-      <w:r>
-        <w:rPr>
-          <w:rFonts w:ascii="標楷體" w:eastAsia="標楷體" w:hAnsi="標楷體" w:hint="eastAsia"/>
-          <w:sz w:val="28"/>
-          <w:szCs w:val="28"/>
-        </w:rPr>
-        <w:t>並未正面宣示自己的隱逸理由，而是透過含蓄的表現手法，讓讀者自行體會他追求自由、超脫現實的生命境界。詩中動靜相映，心境與景物融為一體，展現出</w:t>
-      </w:r>
-      <w:r>
-        <w:rPr>
-          <w:rFonts w:ascii="標楷體" w:eastAsia="標楷體" w:hAnsi="標楷體" w:hint="eastAsia"/>
-          <w:sz w:val="28"/>
-          <w:szCs w:val="28"/>
-          <w:u w:val="single"/>
-        </w:rPr>
-        <w:t>李白</w:t>
-      </w:r>
-      <w:r>
-        <w:rPr>
-          <w:rFonts w:ascii="標楷體" w:eastAsia="標楷體" w:hAnsi="標楷體" w:hint="eastAsia"/>
-          <w:sz w:val="28"/>
-          <w:szCs w:val="28"/>
-        </w:rPr>
-        <w:t>詩歌豪放</w:t>
-      </w:r>
-      <w:proofErr w:type="gramStart"/>
-      <w:r>
-        <w:rPr>
-          <w:rFonts w:ascii="標楷體" w:eastAsia="標楷體" w:hAnsi="標楷體" w:hint="eastAsia"/>
-          <w:sz w:val="28"/>
-          <w:szCs w:val="28"/>
-        </w:rPr>
-        <w:t>中見</w:t>
-      </w:r>
-      <w:r>
-        <w:rPr>
-          <w:rFonts w:ascii="標楷體" w:eastAsia="標楷體" w:hAnsi="標楷體" w:hint="eastAsia"/>
-          <w:b/>
-          <w:bCs/>
-          <w:sz w:val="28"/>
-          <w:szCs w:val="28"/>
-        </w:rPr>
         <w:t>清逸</w:t>
       </w:r>
-      <w:proofErr w:type="gramEnd"/>
       <w:r>
         <w:rPr>
           <w:rFonts w:ascii="標楷體" w:eastAsia="標楷體" w:hAnsi="標楷體" w:hint="eastAsia"/>
@@ -1460,39 +1052,22 @@
           <w:ilvl w:val="0"/>
           <w:numId w:val="3"/>
         </w:numPr>
-        <w:spacing w:line="480" w:lineRule="exact"/>
+        <w:spacing w:line="440" w:lineRule="exact"/>
         <w:ind w:leftChars="0" w:left="284" w:hanging="284"/>
-        <w:rPr>
-          <w:rFonts w:ascii="標楷體" w:eastAsia="標楷體" w:hAnsi="標楷體"/>
-          <w:sz w:val="28"/>
-          <w:szCs w:val="28"/>
-        </w:rPr>
-      </w:pPr>
-      <w:r>
-        <w:rPr>
-          <w:rFonts w:ascii="標楷體" w:eastAsia="標楷體" w:hAnsi="標楷體" w:hint="eastAsia"/>
-          <w:sz w:val="28"/>
-          <w:szCs w:val="28"/>
-        </w:rPr>
-        <w:t>超然</w:t>
-      </w:r>
-      <w:proofErr w:type="gramStart"/>
-      <w:r>
-        <w:rPr>
-          <w:rFonts w:ascii="標楷體" w:eastAsia="標楷體" w:hAnsi="標楷體" w:hint="eastAsia"/>
-          <w:sz w:val="28"/>
-          <w:szCs w:val="28"/>
-        </w:rPr>
-        <w:t>世</w:t>
-      </w:r>
-      <w:proofErr w:type="gramEnd"/>
-      <w:r>
-        <w:rPr>
-          <w:rFonts w:ascii="標楷體" w:eastAsia="標楷體" w:hAnsi="標楷體" w:hint="eastAsia"/>
-          <w:sz w:val="28"/>
-          <w:szCs w:val="28"/>
-        </w:rPr>
-        <w:t>外</w:t>
+        <w:jc w:val="both"/>
+        <w:rPr>
+          <w:rFonts w:ascii="標楷體" w:eastAsia="標楷體" w:hAnsi="標楷體"/>
+          <w:sz w:val="28"/>
+          <w:szCs w:val="28"/>
+        </w:rPr>
+      </w:pPr>
+      <w:r>
+        <w:rPr>
+          <w:rFonts w:ascii="標楷體" w:eastAsia="標楷體" w:hAnsi="標楷體" w:hint="eastAsia"/>
+          <w:sz w:val="28"/>
+          <w:szCs w:val="28"/>
+        </w:rPr>
+        <w:t>超然世外</w:t>
       </w:r>
       <w:r>
         <w:rPr>
@@ -1504,11 +1079,11 @@
       </w:r>
       <w:r>
         <w:rPr>
-          <w:rFonts w:ascii="標楷體" w:eastAsia="標楷體" w:hAnsi="標楷體" w:hint="eastAsia"/>
-          <w:sz w:val="28"/>
-          <w:szCs w:val="28"/>
-        </w:rPr>
-        <w:t>指詩人精神上已脫離世俗價值與人間紛擾，不再以功名成就作為人生追求。</w:t>
+          <w:rFonts w:ascii="標楷體" w:eastAsia="標楷體" w:hAnsi="標楷體"/>
+          <w:sz w:val="28"/>
+          <w:szCs w:val="28"/>
+        </w:rPr>
+        <w:t>超出世俗之外，不與世俗同流合污，不受世俗名利所拘束。在文中指李白寄情山水、淡泊名利，展現出精神上徹底解脫、不隨俗浮沉的生命態度。</w:t>
       </w:r>
     </w:p>
     <w:p>
@@ -1518,37 +1093,30 @@
           <w:ilvl w:val="0"/>
           <w:numId w:val="3"/>
         </w:numPr>
-        <w:spacing w:line="480" w:lineRule="exact"/>
+        <w:spacing w:line="440" w:lineRule="exact"/>
         <w:ind w:leftChars="0" w:left="284" w:hanging="284"/>
-        <w:rPr>
-          <w:rFonts w:ascii="標楷體" w:eastAsia="標楷體" w:hAnsi="標楷體"/>
-          <w:sz w:val="28"/>
-          <w:szCs w:val="28"/>
-        </w:rPr>
-      </w:pPr>
-      <w:r>
-        <w:rPr>
-          <w:rFonts w:ascii="標楷體" w:eastAsia="標楷體" w:hAnsi="標楷體" w:hint="eastAsia"/>
-          <w:sz w:val="28"/>
-          <w:szCs w:val="28"/>
-        </w:rPr>
-        <w:t>揭示</w:t>
-      </w:r>
-      <w:r>
-        <w:rPr>
-          <w:rFonts w:ascii="標楷體" w:eastAsia="標楷體" w:hAnsi="標楷體" w:hint="eastAsia"/>
-          <w:sz w:val="28"/>
-          <w:szCs w:val="28"/>
-        </w:rPr>
-        <w:t>：</w:t>
-      </w:r>
-      <w:r>
-        <w:rPr>
-          <w:rFonts w:ascii="標楷體" w:eastAsia="標楷體" w:hAnsi="標楷體" w:hint="eastAsia"/>
-          <w:sz w:val="28"/>
-          <w:szCs w:val="28"/>
-        </w:rPr>
-        <w:t>透過描寫或態度，顯露內心真實想法。</w:t>
+        <w:jc w:val="both"/>
+        <w:rPr>
+          <w:rFonts w:ascii="標楷體" w:eastAsia="標楷體" w:hAnsi="標楷體"/>
+          <w:sz w:val="28"/>
+          <w:szCs w:val="28"/>
+        </w:rPr>
+      </w:pPr>
+      <w:r>
+        <w:rPr>
+          <w:rFonts w:ascii="標楷體" w:eastAsia="標楷體" w:hAnsi="標楷體" w:hint="eastAsia"/>
+          <w:sz w:val="28"/>
+          <w:szCs w:val="28"/>
+        </w:rPr>
+        <w:t>揭示：</w:t>
+      </w:r>
+      <w:r>
+        <w:rPr>
+          <w:rFonts w:ascii="標楷體" w:eastAsia="標楷體" w:hAnsi="標楷體"/>
+          <w:sz w:val="28"/>
+          <w:szCs w:val="28"/>
+        </w:rPr>
+        <w:t>使隱蔽的事物顯露出來，清楚地表達或展現。指詩題表面上的「問答」，實際上是詩人將自己內心的真實想法與心境向讀者表露無遺。</w:t>
       </w:r>
     </w:p>
     <w:p>
@@ -1558,15 +1126,15 @@
           <w:ilvl w:val="0"/>
           <w:numId w:val="3"/>
         </w:numPr>
-        <w:spacing w:line="480" w:lineRule="exact"/>
+        <w:spacing w:line="440" w:lineRule="exact"/>
         <w:ind w:leftChars="0" w:left="284" w:hanging="284"/>
-        <w:rPr>
-          <w:rFonts w:ascii="標楷體" w:eastAsia="標楷體" w:hAnsi="標楷體"/>
-          <w:sz w:val="28"/>
-          <w:szCs w:val="28"/>
-        </w:rPr>
-      </w:pPr>
-      <w:proofErr w:type="gramStart"/>
+        <w:jc w:val="both"/>
+        <w:rPr>
+          <w:rFonts w:ascii="標楷體" w:eastAsia="標楷體" w:hAnsi="標楷體"/>
+          <w:sz w:val="28"/>
+          <w:szCs w:val="28"/>
+        </w:rPr>
+      </w:pPr>
       <w:r>
         <w:rPr>
           <w:rFonts w:ascii="標楷體" w:eastAsia="標楷體" w:hAnsi="標楷體" w:hint="eastAsia"/>
@@ -1575,7 +1143,6 @@
         </w:rPr>
         <w:t>嚮</w:t>
       </w:r>
-      <w:proofErr w:type="gramEnd"/>
       <w:r>
         <w:rPr>
           <w:rFonts w:ascii="標楷體" w:eastAsia="標楷體" w:hAnsi="標楷體" w:hint="eastAsia"/>
@@ -1584,7 +1151,6 @@
         </w:rPr>
         <w:t>（</w:t>
       </w:r>
-      <w:proofErr w:type="gramStart"/>
       <w:r>
         <w:rPr>
           <w:rFonts w:ascii="標楷體" w:eastAsia="標楷體" w:hAnsi="標楷體" w:hint="eastAsia"/>
@@ -1594,7 +1160,6 @@
         </w:rPr>
         <w:t>ㄒㄧㄤˋ</w:t>
       </w:r>
-      <w:proofErr w:type="gramEnd"/>
       <w:r>
         <w:rPr>
           <w:rFonts w:ascii="標楷體" w:eastAsia="標楷體" w:hAnsi="標楷體" w:hint="eastAsia"/>
@@ -1609,23 +1174,32 @@
           <w:sz w:val="28"/>
           <w:szCs w:val="28"/>
         </w:rPr>
-        <w:t>往</w:t>
-      </w:r>
-      <w:r>
-        <w:rPr>
-          <w:rFonts w:ascii="標楷體" w:eastAsia="標楷體" w:hAnsi="標楷體" w:hint="eastAsia"/>
-          <w:sz w:val="28"/>
-          <w:szCs w:val="28"/>
-        </w:rPr>
-        <w:t>：</w:t>
-      </w:r>
-      <w:r>
-        <w:rPr>
-          <w:rFonts w:ascii="標楷體" w:eastAsia="標楷體" w:hAnsi="標楷體" w:hint="eastAsia"/>
-          <w:sz w:val="28"/>
-          <w:szCs w:val="28"/>
-        </w:rPr>
-        <w:t>指內心所渴望、追求的理想狀態。</w:t>
+        <w:t>往：</w:t>
+      </w:r>
+      <w:r>
+        <w:rPr>
+          <w:rFonts w:ascii="標楷體" w:eastAsia="標楷體" w:hAnsi="標楷體"/>
+          <w:sz w:val="28"/>
+          <w:szCs w:val="28"/>
+        </w:rPr>
+        <w:t>因心生仰慕而渴望、向往得到或達到某種境界。指</w:t>
+      </w:r>
+      <w:r>
+        <w:rPr>
+          <w:rFonts w:ascii="標楷體" w:eastAsia="標楷體" w:hAnsi="標楷體"/>
+          <w:sz w:val="28"/>
+          <w:szCs w:val="28"/>
+          <w:u w:val="single"/>
+        </w:rPr>
+        <w:t>李白</w:t>
+      </w:r>
+      <w:r>
+        <w:rPr>
+          <w:rFonts w:ascii="標楷體" w:eastAsia="標楷體" w:hAnsi="標楷體"/>
+          <w:sz w:val="28"/>
+          <w:szCs w:val="28"/>
+        </w:rPr>
+        <w:t>對不受拘束、心靈自由的精神生活有著強烈的渴望與追求。</w:t>
       </w:r>
     </w:p>
     <w:p>
@@ -1635,8 +1209,9 @@
           <w:ilvl w:val="0"/>
           <w:numId w:val="3"/>
         </w:numPr>
-        <w:spacing w:line="480" w:lineRule="exact"/>
+        <w:spacing w:line="440" w:lineRule="exact"/>
         <w:ind w:leftChars="0" w:left="284" w:hanging="284"/>
+        <w:jc w:val="both"/>
         <w:rPr>
           <w:rFonts w:ascii="標楷體" w:eastAsia="標楷體" w:hAnsi="標楷體"/>
           <w:sz w:val="28"/>
@@ -1661,19 +1236,11 @@
       </w:r>
       <w:r>
         <w:rPr>
-          <w:rFonts w:ascii="標楷體" w:eastAsia="標楷體" w:hAnsi="標楷體" w:hint="eastAsia"/>
-          <w:sz w:val="28"/>
-          <w:szCs w:val="28"/>
-        </w:rPr>
-        <w:t>指</w:t>
-      </w:r>
-      <w:r>
-        <w:rPr>
-          <w:rFonts w:ascii="標楷體" w:eastAsia="標楷體" w:hAnsi="標楷體" w:hint="eastAsia"/>
-          <w:sz w:val="28"/>
-          <w:szCs w:val="28"/>
-        </w:rPr>
-        <w:t>主動遠離官場與世俗生活，寄身自然、保有精神獨立。</w:t>
+          <w:rFonts w:ascii="標楷體" w:eastAsia="標楷體" w:hAnsi="標楷體"/>
+          <w:sz w:val="28"/>
+          <w:szCs w:val="28"/>
+        </w:rPr>
+        <w:t>隱居遁世，不仕進做官，過著離群索居的生活。指詩人選擇離開喧囂的塵世，長久居住在山林之中，追求心靈的寧靜。</w:t>
       </w:r>
     </w:p>
     <w:p>
@@ -1683,8 +1250,9 @@
           <w:ilvl w:val="0"/>
           <w:numId w:val="3"/>
         </w:numPr>
-        <w:spacing w:line="480" w:lineRule="exact"/>
+        <w:spacing w:line="440" w:lineRule="exact"/>
         <w:ind w:leftChars="0" w:left="284" w:hanging="284"/>
+        <w:jc w:val="both"/>
         <w:rPr>
           <w:rFonts w:ascii="標楷體" w:eastAsia="標楷體" w:hAnsi="標楷體"/>
           <w:sz w:val="28"/>
@@ -1709,11 +1277,11 @@
       </w:r>
       <w:r>
         <w:rPr>
-          <w:rFonts w:ascii="標楷體" w:eastAsia="標楷體" w:hAnsi="標楷體" w:hint="eastAsia"/>
-          <w:sz w:val="28"/>
-          <w:szCs w:val="28"/>
-        </w:rPr>
-        <w:t>指內心平靜、無所牽掛的狀態。</w:t>
+          <w:rFonts w:ascii="標楷體" w:eastAsia="標楷體" w:hAnsi="標楷體"/>
+          <w:sz w:val="28"/>
+          <w:szCs w:val="28"/>
+        </w:rPr>
+        <w:t>生活或心境安詳舒適，沒有拘束、隨心所欲的輕鬆狀態。形容李白在山林中內心感到極度平和，沒有世俗紛擾帶來的壓力與焦慮。</w:t>
       </w:r>
     </w:p>
     <w:p>
@@ -1723,15 +1291,15 @@
           <w:ilvl w:val="0"/>
           <w:numId w:val="3"/>
         </w:numPr>
-        <w:spacing w:line="480" w:lineRule="exact"/>
+        <w:spacing w:line="440" w:lineRule="exact"/>
         <w:ind w:leftChars="0" w:left="284" w:hanging="284"/>
-        <w:rPr>
-          <w:rFonts w:ascii="標楷體" w:eastAsia="標楷體" w:hAnsi="標楷體"/>
-          <w:sz w:val="28"/>
-          <w:szCs w:val="28"/>
-        </w:rPr>
-      </w:pPr>
-      <w:proofErr w:type="gramStart"/>
+        <w:jc w:val="both"/>
+        <w:rPr>
+          <w:rFonts w:ascii="標楷體" w:eastAsia="標楷體" w:hAnsi="標楷體"/>
+          <w:sz w:val="28"/>
+          <w:szCs w:val="28"/>
+        </w:rPr>
+      </w:pPr>
       <w:r>
         <w:rPr>
           <w:rFonts w:ascii="標楷體" w:eastAsia="標楷體" w:hAnsi="標楷體" w:hint="eastAsia"/>
@@ -1740,7 +1308,6 @@
         </w:rPr>
         <w:t>利祿</w:t>
       </w:r>
-      <w:proofErr w:type="gramEnd"/>
       <w:r>
         <w:rPr>
           <w:rFonts w:ascii="標楷體" w:eastAsia="標楷體" w:hAnsi="標楷體" w:hint="eastAsia"/>
@@ -1751,47 +1318,28 @@
       </w:r>
       <w:r>
         <w:rPr>
-          <w:rFonts w:ascii="標楷體" w:eastAsia="標楷體" w:hAnsi="標楷體" w:hint="eastAsia"/>
-          <w:sz w:val="28"/>
-          <w:szCs w:val="28"/>
-        </w:rPr>
-        <w:t>指功名、官位與物質利益。詩中雖未明說，但「問</w:t>
-      </w:r>
-      <w:proofErr w:type="gramStart"/>
-      <w:r>
-        <w:rPr>
-          <w:rFonts w:ascii="標楷體" w:eastAsia="標楷體" w:hAnsi="標楷體" w:hint="eastAsia"/>
-          <w:sz w:val="28"/>
-          <w:szCs w:val="28"/>
-        </w:rPr>
-        <w:t>余</w:t>
-      </w:r>
-      <w:proofErr w:type="gramEnd"/>
-      <w:r>
-        <w:rPr>
-          <w:rFonts w:ascii="標楷體" w:eastAsia="標楷體" w:hAnsi="標楷體" w:hint="eastAsia"/>
-          <w:sz w:val="28"/>
-          <w:szCs w:val="28"/>
-        </w:rPr>
-        <w:t>何事」背後正是世人對功名前途的關切，而詩人的「不答」正是</w:t>
-      </w:r>
-      <w:proofErr w:type="gramStart"/>
-      <w:r>
-        <w:rPr>
-          <w:rFonts w:ascii="標楷體" w:eastAsia="標楷體" w:hAnsi="標楷體" w:hint="eastAsia"/>
-          <w:sz w:val="28"/>
-          <w:szCs w:val="28"/>
-        </w:rPr>
-        <w:t>對利祿</w:t>
-      </w:r>
-      <w:proofErr w:type="gramEnd"/>
-      <w:r>
-        <w:rPr>
-          <w:rFonts w:ascii="標楷體" w:eastAsia="標楷體" w:hAnsi="標楷體" w:hint="eastAsia"/>
-          <w:sz w:val="28"/>
-          <w:szCs w:val="28"/>
-        </w:rPr>
-        <w:t>的淡然回應。</w:t>
+          <w:rFonts w:ascii="標楷體" w:eastAsia="標楷體" w:hAnsi="標楷體"/>
+          <w:sz w:val="28"/>
+          <w:szCs w:val="28"/>
+        </w:rPr>
+        <w:t>名利與俸祿，泛指世俗的功名富貴。指一般人汲汲營營追求的社會地位與財富，而</w:t>
+      </w:r>
+      <w:r>
+        <w:rPr>
+          <w:rFonts w:ascii="標楷體" w:eastAsia="標楷體" w:hAnsi="標楷體"/>
+          <w:sz w:val="28"/>
+          <w:szCs w:val="28"/>
+          <w:u w:val="single"/>
+        </w:rPr>
+        <w:t>李白</w:t>
+      </w:r>
+      <w:r>
+        <w:rPr>
+          <w:rFonts w:ascii="標楷體" w:eastAsia="標楷體" w:hAnsi="標楷體"/>
+          <w:sz w:val="28"/>
+          <w:szCs w:val="28"/>
+        </w:rPr>
+        <w:t>對此早已看淡並加以擺脫。</w:t>
       </w:r>
     </w:p>
     <w:p>
@@ -1801,8 +1349,9 @@
           <w:ilvl w:val="0"/>
           <w:numId w:val="3"/>
         </w:numPr>
-        <w:spacing w:line="480" w:lineRule="exact"/>
+        <w:spacing w:line="440" w:lineRule="exact"/>
         <w:ind w:leftChars="0" w:left="284" w:hanging="284"/>
+        <w:jc w:val="both"/>
         <w:rPr>
           <w:rFonts w:ascii="標楷體" w:eastAsia="標楷體" w:hAnsi="標楷體"/>
           <w:sz w:val="28"/>
@@ -1827,29 +1376,11 @@
       </w:r>
       <w:r>
         <w:rPr>
-          <w:rFonts w:ascii="標楷體" w:eastAsia="標楷體" w:hAnsi="標楷體" w:hint="eastAsia"/>
-          <w:sz w:val="28"/>
-          <w:szCs w:val="28"/>
-        </w:rPr>
-        <w:t>形容景物描寫清新優美、不濃</w:t>
-      </w:r>
-      <w:proofErr w:type="gramStart"/>
-      <w:r>
-        <w:rPr>
-          <w:rFonts w:ascii="標楷體" w:eastAsia="標楷體" w:hAnsi="標楷體" w:hint="eastAsia"/>
-          <w:sz w:val="28"/>
-          <w:szCs w:val="28"/>
-        </w:rPr>
-        <w:t>艷</w:t>
-      </w:r>
-      <w:proofErr w:type="gramEnd"/>
-      <w:r>
-        <w:rPr>
-          <w:rFonts w:ascii="標楷體" w:eastAsia="標楷體" w:hAnsi="標楷體" w:hint="eastAsia"/>
-          <w:sz w:val="28"/>
-          <w:szCs w:val="28"/>
-        </w:rPr>
-        <w:t>浮誇。詩中的「桃花流水」畫面自然明淨，色彩柔和，呈現出清麗的審美風格。</w:t>
+          <w:rFonts w:ascii="標楷體" w:eastAsia="標楷體" w:hAnsi="標楷體"/>
+          <w:sz w:val="28"/>
+          <w:szCs w:val="28"/>
+        </w:rPr>
+        <w:t>清新秀麗、不俗氣。用來形容桃花隨流水而去的自然景致，畫面優美且帶有空靈的氣息。</w:t>
       </w:r>
     </w:p>
     <w:p>
@@ -1859,8 +1390,9 @@
           <w:ilvl w:val="0"/>
           <w:numId w:val="3"/>
         </w:numPr>
-        <w:spacing w:line="480" w:lineRule="exact"/>
+        <w:spacing w:line="440" w:lineRule="exact"/>
         <w:ind w:leftChars="0" w:left="284" w:hanging="284"/>
+        <w:jc w:val="both"/>
         <w:rPr>
           <w:rFonts w:ascii="標楷體" w:eastAsia="標楷體" w:hAnsi="標楷體"/>
           <w:sz w:val="28"/>
@@ -1885,11 +1417,11 @@
       </w:r>
       <w:r>
         <w:rPr>
-          <w:rFonts w:ascii="標楷體" w:eastAsia="標楷體" w:hAnsi="標楷體" w:hint="eastAsia"/>
-          <w:sz w:val="28"/>
-          <w:szCs w:val="28"/>
-        </w:rPr>
-        <w:t>指人間的忙亂、名利競逐與人情糾葛。</w:t>
+          <w:rFonts w:ascii="標楷體" w:eastAsia="標楷體" w:hAnsi="標楷體"/>
+          <w:sz w:val="28"/>
+          <w:szCs w:val="28"/>
+        </w:rPr>
+        <w:t>人世間繁雜紛亂、擾攘不安的事物。指世俗社會中充滿利益衝突與心機的喧囂環境，是詩人想要極力遠離的對象。</w:t>
       </w:r>
     </w:p>
     <w:p>
@@ -1899,8 +1431,9 @@
           <w:ilvl w:val="0"/>
           <w:numId w:val="3"/>
         </w:numPr>
-        <w:spacing w:line="480" w:lineRule="exact"/>
+        <w:spacing w:line="440" w:lineRule="exact"/>
         <w:ind w:leftChars="0" w:left="284" w:hanging="284"/>
+        <w:jc w:val="both"/>
         <w:rPr>
           <w:rFonts w:ascii="標楷體" w:eastAsia="標楷體" w:hAnsi="標楷體"/>
           <w:sz w:val="28"/>
@@ -1925,11 +1458,11 @@
       </w:r>
       <w:r>
         <w:rPr>
-          <w:rFonts w:ascii="標楷體" w:eastAsia="標楷體" w:hAnsi="標楷體" w:hint="eastAsia"/>
-          <w:sz w:val="28"/>
-          <w:szCs w:val="28"/>
-        </w:rPr>
-        <w:t>指詩意由具體景物提升到精神或哲理層次。</w:t>
+          <w:rFonts w:ascii="標楷體" w:eastAsia="標楷體" w:hAnsi="標楷體"/>
+          <w:sz w:val="28"/>
+          <w:szCs w:val="28"/>
+        </w:rPr>
+        <w:t>事物的性質或人的思想、境界由低級向高級發展、提高。指詩意從寫實的自然風景描寫，提升並轉化為對精神自由與崇高境界的哲理體悟。</w:t>
       </w:r>
     </w:p>
     <w:p>
@@ -1939,8 +1472,9 @@
           <w:ilvl w:val="0"/>
           <w:numId w:val="3"/>
         </w:numPr>
-        <w:spacing w:line="480" w:lineRule="exact"/>
+        <w:spacing w:line="440" w:lineRule="exact"/>
         <w:ind w:leftChars="0" w:left="284" w:hanging="426"/>
+        <w:jc w:val="both"/>
         <w:rPr>
           <w:rFonts w:ascii="標楷體" w:eastAsia="標楷體" w:hAnsi="標楷體"/>
           <w:sz w:val="28"/>
@@ -1965,19 +1499,11 @@
       </w:r>
       <w:r>
         <w:rPr>
-          <w:rFonts w:ascii="標楷體" w:eastAsia="標楷體" w:hAnsi="標楷體" w:hint="eastAsia"/>
-          <w:sz w:val="28"/>
-          <w:szCs w:val="28"/>
-        </w:rPr>
-        <w:t>指一般人難以到達或理解的境界</w:t>
-      </w:r>
-      <w:r>
-        <w:rPr>
-          <w:rFonts w:ascii="標楷體" w:eastAsia="標楷體" w:hAnsi="標楷體" w:hint="eastAsia"/>
-          <w:sz w:val="28"/>
-          <w:szCs w:val="28"/>
-        </w:rPr>
-        <w:t>。</w:t>
+          <w:rFonts w:ascii="標楷體" w:eastAsia="標楷體" w:hAnsi="標楷體"/>
+          <w:sz w:val="28"/>
+          <w:szCs w:val="28"/>
+        </w:rPr>
+        <w:t>希望達到、追趕得上。文中指山中那種超凡脫俗的精神境界，是凡夫俗子、一般世俗眼光所無法到達或理解的。</w:t>
       </w:r>
     </w:p>
     <w:p>
@@ -1987,8 +1513,9 @@
           <w:ilvl w:val="0"/>
           <w:numId w:val="3"/>
         </w:numPr>
-        <w:spacing w:line="480" w:lineRule="exact"/>
+        <w:spacing w:line="440" w:lineRule="exact"/>
         <w:ind w:leftChars="0" w:left="284" w:hanging="426"/>
+        <w:jc w:val="both"/>
         <w:rPr>
           <w:rFonts w:ascii="標楷體" w:eastAsia="標楷體" w:hAnsi="標楷體"/>
           <w:sz w:val="28"/>
@@ -2013,29 +1540,28 @@
       </w:r>
       <w:r>
         <w:rPr>
-          <w:rFonts w:ascii="標楷體" w:eastAsia="標楷體" w:hAnsi="標楷體" w:hint="eastAsia"/>
-          <w:sz w:val="28"/>
-          <w:szCs w:val="28"/>
-        </w:rPr>
-        <w:t>指語言自然樸實，不刻意修飾。</w:t>
-      </w:r>
-      <w:proofErr w:type="gramStart"/>
-      <w:r>
-        <w:rPr>
-          <w:rFonts w:ascii="標楷體" w:eastAsia="標楷體" w:hAnsi="標楷體" w:hint="eastAsia"/>
-          <w:sz w:val="28"/>
-          <w:szCs w:val="28"/>
-        </w:rPr>
-        <w:t>全詩用</w:t>
-      </w:r>
-      <w:proofErr w:type="gramEnd"/>
-      <w:r>
-        <w:rPr>
-          <w:rFonts w:ascii="標楷體" w:eastAsia="標楷體" w:hAnsi="標楷體" w:hint="eastAsia"/>
-          <w:sz w:val="28"/>
-          <w:szCs w:val="28"/>
-        </w:rPr>
-        <w:t>詞平易，如「笑而不答」、「桃花流水」，卻意境深遠，正是李白自然天成的語言特色。</w:t>
+          <w:rFonts w:ascii="標楷體" w:eastAsia="標楷體" w:hAnsi="標楷體"/>
+          <w:sz w:val="28"/>
+          <w:szCs w:val="28"/>
+        </w:rPr>
+        <w:t>文章或語言樸實自然，不刻意使用過度繁複華麗的辭藻修飾。讚賞</w:t>
+      </w:r>
+      <w:r>
+        <w:rPr>
+          <w:rFonts w:ascii="標楷體" w:eastAsia="標楷體" w:hAnsi="標楷體"/>
+          <w:sz w:val="28"/>
+          <w:szCs w:val="28"/>
+          <w:u w:val="single"/>
+        </w:rPr>
+        <w:t>李白</w:t>
+      </w:r>
+      <w:r>
+        <w:rPr>
+          <w:rFonts w:ascii="標楷體" w:eastAsia="標楷體" w:hAnsi="標楷體"/>
+          <w:sz w:val="28"/>
+          <w:szCs w:val="28"/>
+        </w:rPr>
+        <w:t>這首詩語言平易近人，卻能自然流露深厚的情感與哲理。</w:t>
       </w:r>
     </w:p>
     <w:p>
@@ -2045,37 +1571,47 @@
           <w:ilvl w:val="0"/>
           <w:numId w:val="3"/>
         </w:numPr>
-        <w:spacing w:line="480" w:lineRule="exact"/>
+        <w:spacing w:line="440" w:lineRule="exact"/>
         <w:ind w:leftChars="0" w:left="284" w:hanging="426"/>
-        <w:rPr>
-          <w:rFonts w:ascii="標楷體" w:eastAsia="標楷體" w:hAnsi="標楷體"/>
-          <w:sz w:val="28"/>
-          <w:szCs w:val="28"/>
-        </w:rPr>
-      </w:pPr>
-      <w:r>
-        <w:rPr>
-          <w:rFonts w:ascii="標楷體" w:eastAsia="標楷體" w:hAnsi="標楷體" w:hint="eastAsia"/>
-          <w:sz w:val="28"/>
-          <w:szCs w:val="28"/>
-        </w:rPr>
-        <w:t>清逸</w:t>
-      </w:r>
-      <w:r>
-        <w:rPr>
-          <w:rFonts w:ascii="標楷體" w:eastAsia="標楷體" w:hAnsi="標楷體" w:hint="eastAsia"/>
-          <w:sz w:val="28"/>
-          <w:szCs w:val="28"/>
-        </w:rPr>
-        <w:t>：</w:t>
-      </w:r>
-      <w:r>
-        <w:rPr>
-          <w:rFonts w:ascii="標楷體" w:eastAsia="標楷體" w:hAnsi="標楷體" w:hint="eastAsia"/>
-          <w:sz w:val="28"/>
-          <w:szCs w:val="28"/>
-        </w:rPr>
-        <w:t>指風格清新脫俗、情調高雅。詩中自然景物與悠閒心境相融，沒有沉重說理。</w:t>
+        <w:jc w:val="both"/>
+        <w:rPr>
+          <w:rFonts w:ascii="標楷體" w:eastAsia="標楷體" w:hAnsi="標楷體"/>
+          <w:sz w:val="28"/>
+          <w:szCs w:val="28"/>
+        </w:rPr>
+      </w:pPr>
+      <w:r>
+        <w:rPr>
+          <w:rFonts w:ascii="標楷體" w:eastAsia="標楷體" w:hAnsi="標楷體" w:hint="eastAsia"/>
+          <w:sz w:val="28"/>
+          <w:szCs w:val="28"/>
+        </w:rPr>
+        <w:t>清逸：</w:t>
+      </w:r>
+      <w:r>
+        <w:rPr>
+          <w:rFonts w:ascii="標楷體" w:eastAsia="標楷體" w:hAnsi="標楷體"/>
+          <w:sz w:val="28"/>
+          <w:szCs w:val="28"/>
+        </w:rPr>
+        <w:t>清新灑脫，具有超凡脫俗的氣質。用來形容</w:t>
+      </w:r>
+      <w:r>
+        <w:rPr>
+          <w:rFonts w:ascii="標楷體" w:eastAsia="標楷體" w:hAnsi="標楷體"/>
+          <w:sz w:val="28"/>
+          <w:szCs w:val="28"/>
+          <w:u w:val="single"/>
+        </w:rPr>
+        <w:t>李白</w:t>
+      </w:r>
+      <w:r>
+        <w:rPr>
+          <w:rFonts w:ascii="標楷體" w:eastAsia="標楷體" w:hAnsi="標楷體"/>
+          <w:sz w:val="28"/>
+          <w:szCs w:val="28"/>
+        </w:rPr>
+        <w:t>詩歌中既有豪放的氣勢，又兼具高雅、飄逸的獨特藝術風格。</w:t>
       </w:r>
     </w:p>
     <w:p>
@@ -2085,52 +1621,53 @@
           <w:ilvl w:val="0"/>
           <w:numId w:val="3"/>
         </w:numPr>
-        <w:spacing w:line="480" w:lineRule="exact"/>
+        <w:spacing w:line="440" w:lineRule="exact"/>
         <w:ind w:leftChars="0" w:left="284" w:hanging="426"/>
-        <w:rPr>
-          <w:rFonts w:ascii="標楷體" w:eastAsia="標楷體" w:hAnsi="標楷體" w:hint="eastAsia"/>
-          <w:sz w:val="28"/>
-          <w:szCs w:val="28"/>
-        </w:rPr>
-      </w:pPr>
-      <w:r>
-        <w:rPr>
-          <w:rFonts w:ascii="標楷體" w:eastAsia="標楷體" w:hAnsi="標楷體" w:hint="eastAsia"/>
-          <w:sz w:val="28"/>
-          <w:szCs w:val="28"/>
-        </w:rPr>
-        <w:t>浪漫</w:t>
-      </w:r>
-      <w:r>
-        <w:rPr>
-          <w:rFonts w:ascii="標楷體" w:eastAsia="標楷體" w:hAnsi="標楷體" w:hint="eastAsia"/>
-          <w:sz w:val="28"/>
-          <w:szCs w:val="28"/>
-        </w:rPr>
-        <w:t>：</w:t>
-      </w:r>
-      <w:proofErr w:type="gramStart"/>
-      <w:r>
-        <w:rPr>
-          <w:rFonts w:ascii="標楷體" w:eastAsia="標楷體" w:hAnsi="標楷體" w:hint="eastAsia"/>
-          <w:sz w:val="28"/>
-          <w:szCs w:val="28"/>
-        </w:rPr>
-        <w:t>指富於</w:t>
-      </w:r>
-      <w:proofErr w:type="gramEnd"/>
-      <w:r>
-        <w:rPr>
-          <w:rFonts w:ascii="標楷體" w:eastAsia="標楷體" w:hAnsi="標楷體" w:hint="eastAsia"/>
-          <w:sz w:val="28"/>
-          <w:szCs w:val="28"/>
-        </w:rPr>
-        <w:t>想像與理想色彩，追求精神自由。</w:t>
+        <w:jc w:val="both"/>
+        <w:rPr>
+          <w:rFonts w:ascii="標楷體" w:eastAsia="標楷體" w:hAnsi="標楷體"/>
+          <w:sz w:val="28"/>
+          <w:szCs w:val="28"/>
+        </w:rPr>
+      </w:pPr>
+      <w:r>
+        <w:rPr>
+          <w:rFonts w:ascii="標楷體" w:eastAsia="標楷體" w:hAnsi="標楷體" w:hint="eastAsia"/>
+          <w:sz w:val="28"/>
+          <w:szCs w:val="28"/>
+        </w:rPr>
+        <w:t>浪漫：</w:t>
+      </w:r>
+      <w:r>
+        <w:rPr>
+          <w:rFonts w:ascii="標楷體" w:eastAsia="標楷體" w:hAnsi="標楷體"/>
+          <w:sz w:val="28"/>
+          <w:szCs w:val="28"/>
+        </w:rPr>
+        <w:t>富有詩意、不拘泥於世俗常規，追求精神自由與情感的極致抒發。指</w:t>
+      </w:r>
+      <w:r>
+        <w:rPr>
+          <w:rFonts w:ascii="標楷體" w:eastAsia="標楷體" w:hAnsi="標楷體"/>
+          <w:sz w:val="28"/>
+          <w:szCs w:val="28"/>
+          <w:u w:val="single"/>
+        </w:rPr>
+        <w:t>李白</w:t>
+      </w:r>
+      <w:r>
+        <w:rPr>
+          <w:rFonts w:ascii="標楷體" w:eastAsia="標楷體" w:hAnsi="標楷體"/>
+          <w:sz w:val="28"/>
+          <w:szCs w:val="28"/>
+        </w:rPr>
+        <w:t>不受現實禮俗束縛，展現出追求心靈絕對自由的獨特人格特質。</w:t>
       </w:r>
     </w:p>
     <w:sectPr>
+      <w:footerReference w:type="default" r:id="rId7"/>
       <w:pgSz w:w="11906" w:h="16838"/>
-      <w:pgMar w:top="851" w:right="1134" w:bottom="851" w:left="1134" w:header="567" w:footer="0" w:gutter="0"/>
+      <w:pgMar w:top="851" w:right="1134" w:bottom="567" w:left="1134" w:header="567" w:footer="0" w:gutter="0"/>
       <w:cols w:space="425"/>
       <w:docGrid w:type="lines" w:linePitch="360"/>
     </w:sectPr>
@@ -2139,7 +1676,7 @@
 </file>
 
 <file path=word/endnotes.xml><?xml version="1.0" encoding="utf-8"?>
-<w:endnotes xmlns:wpc="http://schemas.microsoft.com/office/word/2010/wordprocessingCanvas" xmlns:cx="http://schemas.microsoft.com/office/drawing/2014/chartex" xmlns:cx1="http://schemas.microsoft.com/office/drawing/2015/9/8/chartex" xmlns:cx2="http://schemas.microsoft.com/office/drawing/2015/10/21/chartex" xmlns:cx3="http://schemas.microsoft.com/office/drawing/2016/5/9/chartex" xmlns:cx4="http://schemas.microsoft.com/office/drawing/2016/5/10/chartex" xmlns:cx5="http://schemas.microsoft.com/office/drawing/2016/5/11/chartex" xmlns:cx6="http://schemas.microsoft.com/office/drawing/2016/5/12/chartex" xmlns:cx7="http://schemas.microsoft.com/office/drawing/2016/5/13/chartex" xmlns:cx8="http://schemas.microsoft.com/office/drawing/2016/5/14/chartex" xmlns:mc="http://schemas.openxmlformats.org/markup-compatibility/2006" xmlns:aink="http://schemas.microsoft.com/office/drawing/2016/ink" xmlns:am3d="http://schemas.microsoft.com/office/drawing/2017/model3d" xmlns:o="urn:schemas-microsoft-com:office:office" xmlns:r="http://schemas.openxmlformats.org/officeDocument/2006/relationships" xmlns:m="http://schemas.openxmlformats.org/officeDocument/2006/math" xmlns:v="urn:schemas-microsoft-com:vml" xmlns:wp14="http://schemas.microsoft.com/office/word/2010/wordprocessingDrawing" xmlns:wp="http://schemas.openxmlformats.org/drawingml/2006/wordprocessingDrawing" xmlns:w10="urn:schemas-microsoft-com:office:word" xmlns:w="http://schemas.openxmlformats.org/wordprocessingml/2006/main" xmlns:w14="http://schemas.microsoft.com/office/word/2010/wordml" xmlns:w15="http://schemas.microsoft.com/office/word/2012/wordml" xmlns:w16cex="http://schemas.microsoft.com/office/word/2018/wordml/cex" xmlns:w16cid="http://schemas.microsoft.com/office/word/2016/wordml/cid" xmlns:w16="http://schemas.microsoft.com/office/word/2018/wordml" xmlns:w16sdtdh="http://schemas.microsoft.com/office/word/2020/wordml/sdtdatahash" xmlns:w16se="http://schemas.microsoft.com/office/word/2015/wordml/symex" xmlns:wpg="http://schemas.microsoft.com/office/word/2010/wordprocessingGroup" xmlns:wpi="http://schemas.microsoft.com/office/word/2010/wordprocessingInk" xmlns:wne="http://schemas.microsoft.com/office/word/2006/wordml" xmlns:wps="http://schemas.microsoft.com/office/word/2010/wordprocessingShape" mc:Ignorable="w14 w15 w16se w16cid w16 w16cex w16sdtdh wp14">
+<w:endnotes xmlns:wpc="http://schemas.microsoft.com/office/word/2010/wordprocessingCanvas" xmlns:cx="http://schemas.microsoft.com/office/drawing/2014/chartex" xmlns:cx1="http://schemas.microsoft.com/office/drawing/2015/9/8/chartex" xmlns:cx2="http://schemas.microsoft.com/office/drawing/2015/10/21/chartex" xmlns:cx3="http://schemas.microsoft.com/office/drawing/2016/5/9/chartex" xmlns:cx4="http://schemas.microsoft.com/office/drawing/2016/5/10/chartex" xmlns:cx5="http://schemas.microsoft.com/office/drawing/2016/5/11/chartex" xmlns:cx6="http://schemas.microsoft.com/office/drawing/2016/5/12/chartex" xmlns:cx7="http://schemas.microsoft.com/office/drawing/2016/5/13/chartex" xmlns:cx8="http://schemas.microsoft.com/office/drawing/2016/5/14/chartex" xmlns:mc="http://schemas.openxmlformats.org/markup-compatibility/2006" xmlns:aink="http://schemas.microsoft.com/office/drawing/2016/ink" xmlns:am3d="http://schemas.microsoft.com/office/drawing/2017/model3d" xmlns:o="urn:schemas-microsoft-com:office:office" xmlns:oel="http://schemas.microsoft.com/office/2019/extlst" xmlns:r="http://schemas.openxmlformats.org/officeDocument/2006/relationships" xmlns:m="http://schemas.openxmlformats.org/officeDocument/2006/math" xmlns:v="urn:schemas-microsoft-com:vml" xmlns:wp14="http://schemas.microsoft.com/office/word/2010/wordprocessingDrawing" xmlns:wp="http://schemas.openxmlformats.org/drawingml/2006/wordprocessingDrawing" xmlns:w10="urn:schemas-microsoft-com:office:word" xmlns:w="http://schemas.openxmlformats.org/wordprocessingml/2006/main" xmlns:w14="http://schemas.microsoft.com/office/word/2010/wordml" xmlns:w15="http://schemas.microsoft.com/office/word/2012/wordml" xmlns:w16cex="http://schemas.microsoft.com/office/word/2018/wordml/cex" xmlns:w16cid="http://schemas.microsoft.com/office/word/2016/wordml/cid" xmlns:w16="http://schemas.microsoft.com/office/word/2018/wordml" xmlns:w16du="http://schemas.microsoft.com/office/word/2023/wordml/word16du" xmlns:w16sdtdh="http://schemas.microsoft.com/office/word/2020/wordml/sdtdatahash" xmlns:w16sdtfl="http://schemas.microsoft.com/office/word/2024/wordml/sdtformatlock" xmlns:w16se="http://schemas.microsoft.com/office/word/2015/wordml/symex" xmlns:wpg="http://schemas.microsoft.com/office/word/2010/wordprocessingGroup" xmlns:wpi="http://schemas.microsoft.com/office/word/2010/wordprocessingInk" xmlns:wne="http://schemas.microsoft.com/office/word/2006/wordml" xmlns:wps="http://schemas.microsoft.com/office/word/2010/wordprocessingShape" mc:Ignorable="w14 w15 w16se w16cid w16 w16cex w16sdtdh w16sdtfl w16du wp14">
   <w:endnote w:type="separator" w:id="-1">
     <w:p>
       <w:r>
@@ -2158,7 +1695,7 @@
 </file>
 
 <file path=word/footer1.xml><?xml version="1.0" encoding="utf-8"?>
-<w:ftr xmlns:wpc="http://schemas.microsoft.com/office/word/2010/wordprocessingCanvas" xmlns:cx="http://schemas.microsoft.com/office/drawing/2014/chartex" xmlns:cx1="http://schemas.microsoft.com/office/drawing/2015/9/8/chartex" xmlns:cx2="http://schemas.microsoft.com/office/drawing/2015/10/21/chartex" xmlns:cx3="http://schemas.microsoft.com/office/drawing/2016/5/9/chartex" xmlns:cx4="http://schemas.microsoft.com/office/drawing/2016/5/10/chartex" xmlns:cx5="http://schemas.microsoft.com/office/drawing/2016/5/11/chartex" xmlns:cx6="http://schemas.microsoft.com/office/drawing/2016/5/12/chartex" xmlns:cx7="http://schemas.microsoft.com/office/drawing/2016/5/13/chartex" xmlns:cx8="http://schemas.microsoft.com/office/drawing/2016/5/14/chartex" xmlns:mc="http://schemas.openxmlformats.org/markup-compatibility/2006" xmlns:aink="http://schemas.microsoft.com/office/drawing/2016/ink" xmlns:am3d="http://schemas.microsoft.com/office/drawing/2017/model3d" xmlns:o="urn:schemas-microsoft-com:office:office" xmlns:r="http://schemas.openxmlformats.org/officeDocument/2006/relationships" xmlns:m="http://schemas.openxmlformats.org/officeDocument/2006/math" xmlns:v="urn:schemas-microsoft-com:vml" xmlns:wp14="http://schemas.microsoft.com/office/word/2010/wordprocessingDrawing" xmlns:wp="http://schemas.openxmlformats.org/drawingml/2006/wordprocessingDrawing" xmlns:w10="urn:schemas-microsoft-com:office:word" xmlns:w="http://schemas.openxmlformats.org/wordprocessingml/2006/main" xmlns:w14="http://schemas.microsoft.com/office/word/2010/wordml" xmlns:w15="http://schemas.microsoft.com/office/word/2012/wordml" xmlns:w16cex="http://schemas.microsoft.com/office/word/2018/wordml/cex" xmlns:w16cid="http://schemas.microsoft.com/office/word/2016/wordml/cid" xmlns:w16="http://schemas.microsoft.com/office/word/2018/wordml" xmlns:w16sdtdh="http://schemas.microsoft.com/office/word/2020/wordml/sdtdatahash" xmlns:w16se="http://schemas.microsoft.com/office/word/2015/wordml/symex" xmlns:wpg="http://schemas.microsoft.com/office/word/2010/wordprocessingGroup" xmlns:wpi="http://schemas.microsoft.com/office/word/2010/wordprocessingInk" xmlns:wne="http://schemas.microsoft.com/office/word/2006/wordml" xmlns:wps="http://schemas.microsoft.com/office/word/2010/wordprocessingShape" mc:Ignorable="w14 w15 w16se w16cid w16 w16cex w16sdtdh wp14">
+<w:ftr xmlns:wpc="http://schemas.microsoft.com/office/word/2010/wordprocessingCanvas" xmlns:cx="http://schemas.microsoft.com/office/drawing/2014/chartex" xmlns:cx1="http://schemas.microsoft.com/office/drawing/2015/9/8/chartex" xmlns:cx2="http://schemas.microsoft.com/office/drawing/2015/10/21/chartex" xmlns:cx3="http://schemas.microsoft.com/office/drawing/2016/5/9/chartex" xmlns:cx4="http://schemas.microsoft.com/office/drawing/2016/5/10/chartex" xmlns:cx5="http://schemas.microsoft.com/office/drawing/2016/5/11/chartex" xmlns:cx6="http://schemas.microsoft.com/office/drawing/2016/5/12/chartex" xmlns:cx7="http://schemas.microsoft.com/office/drawing/2016/5/13/chartex" xmlns:cx8="http://schemas.microsoft.com/office/drawing/2016/5/14/chartex" xmlns:mc="http://schemas.openxmlformats.org/markup-compatibility/2006" xmlns:aink="http://schemas.microsoft.com/office/drawing/2016/ink" xmlns:am3d="http://schemas.microsoft.com/office/drawing/2017/model3d" xmlns:o="urn:schemas-microsoft-com:office:office" xmlns:oel="http://schemas.microsoft.com/office/2019/extlst" xmlns:r="http://schemas.openxmlformats.org/officeDocument/2006/relationships" xmlns:m="http://schemas.openxmlformats.org/officeDocument/2006/math" xmlns:v="urn:schemas-microsoft-com:vml" xmlns:wp14="http://schemas.microsoft.com/office/word/2010/wordprocessingDrawing" xmlns:wp="http://schemas.openxmlformats.org/drawingml/2006/wordprocessingDrawing" xmlns:w10="urn:schemas-microsoft-com:office:word" xmlns:w="http://schemas.openxmlformats.org/wordprocessingml/2006/main" xmlns:w14="http://schemas.microsoft.com/office/word/2010/wordml" xmlns:w15="http://schemas.microsoft.com/office/word/2012/wordml" xmlns:w16cex="http://schemas.microsoft.com/office/word/2018/wordml/cex" xmlns:w16cid="http://schemas.microsoft.com/office/word/2016/wordml/cid" xmlns:w16="http://schemas.microsoft.com/office/word/2018/wordml" xmlns:w16du="http://schemas.microsoft.com/office/word/2023/wordml/word16du" xmlns:w16sdtdh="http://schemas.microsoft.com/office/word/2020/wordml/sdtdatahash" xmlns:w16sdtfl="http://schemas.microsoft.com/office/word/2024/wordml/sdtformatlock" xmlns:w16se="http://schemas.microsoft.com/office/word/2015/wordml/symex" xmlns:wpg="http://schemas.microsoft.com/office/word/2010/wordprocessingGroup" xmlns:wpi="http://schemas.microsoft.com/office/word/2010/wordprocessingInk" xmlns:wne="http://schemas.microsoft.com/office/word/2006/wordml" xmlns:wps="http://schemas.microsoft.com/office/word/2010/wordprocessingShape" mc:Ignorable="w14 w15 w16se w16cid w16 w16cex w16sdtdh w16sdtfl w16du wp14">
   <w:sdt>
     <w:sdtPr>
       <w:id w:val="1379970649"/>
@@ -2167,7 +1704,6 @@
         <w:docPartUnique/>
       </w:docPartObj>
     </w:sdtPr>
-    <w:sdtEndPr/>
     <w:sdtContent>
       <w:p>
         <w:pPr>
@@ -2210,7 +1746,7 @@
 </file>
 
 <file path=word/footnotes.xml><?xml version="1.0" encoding="utf-8"?>
-<w:footnotes xmlns:wpc="http://schemas.microsoft.com/office/word/2010/wordprocessingCanvas" xmlns:cx="http://schemas.microsoft.com/office/drawing/2014/chartex" xmlns:cx1="http://schemas.microsoft.com/office/drawing/2015/9/8/chartex" xmlns:cx2="http://schemas.microsoft.com/office/drawing/2015/10/21/chartex" xmlns:cx3="http://schemas.microsoft.com/office/drawing/2016/5/9/chartex" xmlns:cx4="http://schemas.microsoft.com/office/drawing/2016/5/10/chartex" xmlns:cx5="http://schemas.microsoft.com/office/drawing/2016/5/11/chartex" xmlns:cx6="http://schemas.microsoft.com/office/drawing/2016/5/12/chartex" xmlns:cx7="http://schemas.microsoft.com/office/drawing/2016/5/13/chartex" xmlns:cx8="http://schemas.microsoft.com/office/drawing/2016/5/14/chartex" xmlns:mc="http://schemas.openxmlformats.org/markup-compatibility/2006" xmlns:aink="http://schemas.microsoft.com/office/drawing/2016/ink" xmlns:am3d="http://schemas.microsoft.com/office/drawing/2017/model3d" xmlns:o="urn:schemas-microsoft-com:office:office" xmlns:r="http://schemas.openxmlformats.org/officeDocument/2006/relationships" xmlns:m="http://schemas.openxmlformats.org/officeDocument/2006/math" xmlns:v="urn:schemas-microsoft-com:vml" xmlns:wp14="http://schemas.microsoft.com/office/word/2010/wordprocessingDrawing" xmlns:wp="http://schemas.openxmlformats.org/drawingml/2006/wordprocessingDrawing" xmlns:w10="urn:schemas-microsoft-com:office:word" xmlns:w="http://schemas.openxmlformats.org/wordprocessingml/2006/main" xmlns:w14="http://schemas.microsoft.com/office/word/2010/wordml" xmlns:w15="http://schemas.microsoft.com/office/word/2012/wordml" xmlns:w16cex="http://schemas.microsoft.com/office/word/2018/wordml/cex" xmlns:w16cid="http://schemas.microsoft.com/office/word/2016/wordml/cid" xmlns:w16="http://schemas.microsoft.com/office/word/2018/wordml" xmlns:w16sdtdh="http://schemas.microsoft.com/office/word/2020/wordml/sdtdatahash" xmlns:w16se="http://schemas.microsoft.com/office/word/2015/wordml/symex" xmlns:wpg="http://schemas.microsoft.com/office/word/2010/wordprocessingGroup" xmlns:wpi="http://schemas.microsoft.com/office/word/2010/wordprocessingInk" xmlns:wne="http://schemas.microsoft.com/office/word/2006/wordml" xmlns:wps="http://schemas.microsoft.com/office/word/2010/wordprocessingShape" mc:Ignorable="w14 w15 w16se w16cid w16 w16cex w16sdtdh wp14">
+<w:footnotes xmlns:wpc="http://schemas.microsoft.com/office/word/2010/wordprocessingCanvas" xmlns:cx="http://schemas.microsoft.com/office/drawing/2014/chartex" xmlns:cx1="http://schemas.microsoft.com/office/drawing/2015/9/8/chartex" xmlns:cx2="http://schemas.microsoft.com/office/drawing/2015/10/21/chartex" xmlns:cx3="http://schemas.microsoft.com/office/drawing/2016/5/9/chartex" xmlns:cx4="http://schemas.microsoft.com/office/drawing/2016/5/10/chartex" xmlns:cx5="http://schemas.microsoft.com/office/drawing/2016/5/11/chartex" xmlns:cx6="http://schemas.microsoft.com/office/drawing/2016/5/12/chartex" xmlns:cx7="http://schemas.microsoft.com/office/drawing/2016/5/13/chartex" xmlns:cx8="http://schemas.microsoft.com/office/drawing/2016/5/14/chartex" xmlns:mc="http://schemas.openxmlformats.org/markup-compatibility/2006" xmlns:aink="http://schemas.microsoft.com/office/drawing/2016/ink" xmlns:am3d="http://schemas.microsoft.com/office/drawing/2017/model3d" xmlns:o="urn:schemas-microsoft-com:office:office" xmlns:oel="http://schemas.microsoft.com/office/2019/extlst" xmlns:r="http://schemas.openxmlformats.org/officeDocument/2006/relationships" xmlns:m="http://schemas.openxmlformats.org/officeDocument/2006/math" xmlns:v="urn:schemas-microsoft-com:vml" xmlns:wp14="http://schemas.microsoft.com/office/word/2010/wordprocessingDrawing" xmlns:wp="http://schemas.openxmlformats.org/drawingml/2006/wordprocessingDrawing" xmlns:w10="urn:schemas-microsoft-com:office:word" xmlns:w="http://schemas.openxmlformats.org/wordprocessingml/2006/main" xmlns:w14="http://schemas.microsoft.com/office/word/2010/wordml" xmlns:w15="http://schemas.microsoft.com/office/word/2012/wordml" xmlns:w16cex="http://schemas.microsoft.com/office/word/2018/wordml/cex" xmlns:w16cid="http://schemas.microsoft.com/office/word/2016/wordml/cid" xmlns:w16="http://schemas.microsoft.com/office/word/2018/wordml" xmlns:w16du="http://schemas.microsoft.com/office/word/2023/wordml/word16du" xmlns:w16sdtdh="http://schemas.microsoft.com/office/word/2020/wordml/sdtdatahash" xmlns:w16sdtfl="http://schemas.microsoft.com/office/word/2024/wordml/sdtformatlock" xmlns:w16se="http://schemas.microsoft.com/office/word/2015/wordml/symex" xmlns:wpg="http://schemas.microsoft.com/office/word/2010/wordprocessingGroup" xmlns:wpi="http://schemas.microsoft.com/office/word/2010/wordprocessingInk" xmlns:wne="http://schemas.microsoft.com/office/word/2006/wordml" xmlns:wps="http://schemas.microsoft.com/office/word/2010/wordprocessingShape" mc:Ignorable="w14 w15 w16se w16cid w16 w16cex w16sdtdh w16sdtfl w16du wp14">
   <w:footnote w:type="separator" w:id="-1">
     <w:p>
       <w:r>
@@ -2229,7 +1765,7 @@
 </file>
 
 <file path=word/numbering.xml><?xml version="1.0" encoding="utf-8"?>
-<w:numbering xmlns:wpc="http://schemas.microsoft.com/office/word/2010/wordprocessingCanvas" xmlns:cx="http://schemas.microsoft.com/office/drawing/2014/chartex" xmlns:cx1="http://schemas.microsoft.com/office/drawing/2015/9/8/chartex" xmlns:cx2="http://schemas.microsoft.com/office/drawing/2015/10/21/chartex" xmlns:cx3="http://schemas.microsoft.com/office/drawing/2016/5/9/chartex" xmlns:cx4="http://schemas.microsoft.com/office/drawing/2016/5/10/chartex" xmlns:cx5="http://schemas.microsoft.com/office/drawing/2016/5/11/chartex" xmlns:cx6="http://schemas.microsoft.com/office/drawing/2016/5/12/chartex" xmlns:cx7="http://schemas.microsoft.com/office/drawing/2016/5/13/chartex" xmlns:cx8="http://schemas.microsoft.com/office/drawing/2016/5/14/chartex" xmlns:mc="http://schemas.openxmlformats.org/markup-compatibility/2006" xmlns:aink="http://schemas.microsoft.com/office/drawing/2016/ink" xmlns:am3d="http://schemas.microsoft.com/office/drawing/2017/model3d" xmlns:o="urn:schemas-microsoft-com:office:office" xmlns:r="http://schemas.openxmlformats.org/officeDocument/2006/relationships" xmlns:m="http://schemas.openxmlformats.org/officeDocument/2006/math" xmlns:v="urn:schemas-microsoft-com:vml" xmlns:wp14="http://schemas.microsoft.com/office/word/2010/wordprocessingDrawing" xmlns:wp="http://schemas.openxmlformats.org/drawingml/2006/wordprocessingDrawing" xmlns:w10="urn:schemas-microsoft-com:office:word" xmlns:w="http://schemas.openxmlformats.org/wordprocessingml/2006/main" xmlns:w14="http://schemas.microsoft.com/office/word/2010/wordml" xmlns:w15="http://schemas.microsoft.com/office/word/2012/wordml" xmlns:w16cex="http://schemas.microsoft.com/office/word/2018/wordml/cex" xmlns:w16cid="http://schemas.microsoft.com/office/word/2016/wordml/cid" xmlns:w16="http://schemas.microsoft.com/office/word/2018/wordml" xmlns:w16sdtdh="http://schemas.microsoft.com/office/word/2020/wordml/sdtdatahash" xmlns:w16se="http://schemas.microsoft.com/office/word/2015/wordml/symex" xmlns:wpg="http://schemas.microsoft.com/office/word/2010/wordprocessingGroup" xmlns:wpi="http://schemas.microsoft.com/office/word/2010/wordprocessingInk" xmlns:wne="http://schemas.microsoft.com/office/word/2006/wordml" xmlns:wps="http://schemas.microsoft.com/office/word/2010/wordprocessingShape" mc:Ignorable="w14 w15 w16se w16cid w16 w16cex w16sdtdh wp14">
+<w:numbering xmlns:wpc="http://schemas.microsoft.com/office/word/2010/wordprocessingCanvas" xmlns:cx="http://schemas.microsoft.com/office/drawing/2014/chartex" xmlns:cx1="http://schemas.microsoft.com/office/drawing/2015/9/8/chartex" xmlns:cx2="http://schemas.microsoft.com/office/drawing/2015/10/21/chartex" xmlns:cx3="http://schemas.microsoft.com/office/drawing/2016/5/9/chartex" xmlns:cx4="http://schemas.microsoft.com/office/drawing/2016/5/10/chartex" xmlns:cx5="http://schemas.microsoft.com/office/drawing/2016/5/11/chartex" xmlns:cx6="http://schemas.microsoft.com/office/drawing/2016/5/12/chartex" xmlns:cx7="http://schemas.microsoft.com/office/drawing/2016/5/13/chartex" xmlns:cx8="http://schemas.microsoft.com/office/drawing/2016/5/14/chartex" xmlns:mc="http://schemas.openxmlformats.org/markup-compatibility/2006" xmlns:aink="http://schemas.microsoft.com/office/drawing/2016/ink" xmlns:am3d="http://schemas.microsoft.com/office/drawing/2017/model3d" xmlns:o="urn:schemas-microsoft-com:office:office" xmlns:oel="http://schemas.microsoft.com/office/2019/extlst" xmlns:r="http://schemas.openxmlformats.org/officeDocument/2006/relationships" xmlns:m="http://schemas.openxmlformats.org/officeDocument/2006/math" xmlns:v="urn:schemas-microsoft-com:vml" xmlns:wp14="http://schemas.microsoft.com/office/word/2010/wordprocessingDrawing" xmlns:wp="http://schemas.openxmlformats.org/drawingml/2006/wordprocessingDrawing" xmlns:w10="urn:schemas-microsoft-com:office:word" xmlns:w="http://schemas.openxmlformats.org/wordprocessingml/2006/main" xmlns:w14="http://schemas.microsoft.com/office/word/2010/wordml" xmlns:w15="http://schemas.microsoft.com/office/word/2012/wordml" xmlns:w16cex="http://schemas.microsoft.com/office/word/2018/wordml/cex" xmlns:w16cid="http://schemas.microsoft.com/office/word/2016/wordml/cid" xmlns:w16="http://schemas.microsoft.com/office/word/2018/wordml" xmlns:w16du="http://schemas.microsoft.com/office/word/2023/wordml/word16du" xmlns:w16sdtdh="http://schemas.microsoft.com/office/word/2020/wordml/sdtdatahash" xmlns:w16sdtfl="http://schemas.microsoft.com/office/word/2024/wordml/sdtformatlock" xmlns:w16se="http://schemas.microsoft.com/office/word/2015/wordml/symex" xmlns:wpg="http://schemas.microsoft.com/office/word/2010/wordprocessingGroup" xmlns:wpi="http://schemas.microsoft.com/office/word/2010/wordprocessingInk" xmlns:wne="http://schemas.microsoft.com/office/word/2006/wordml" xmlns:wps="http://schemas.microsoft.com/office/word/2010/wordprocessingShape" mc:Ignorable="w14 w15 w16se w16cid w16 w16cex w16sdtdh w16sdtfl w16du wp14">
   <w:abstractNum w:abstractNumId="0" w15:restartNumberingAfterBreak="0">
     <w:nsid w:val="FFFFFF89"/>
     <w:multiLevelType w:val="singleLevel"/>
@@ -2741,29 +2277,29 @@
       </w:pPr>
     </w:lvl>
   </w:abstractNum>
-  <w:num w:numId="1">
+  <w:num w:numId="1" w16cid:durableId="1121264315">
     <w:abstractNumId w:val="5"/>
   </w:num>
-  <w:num w:numId="2">
+  <w:num w:numId="2" w16cid:durableId="1092236153">
     <w:abstractNumId w:val="2"/>
   </w:num>
-  <w:num w:numId="3">
+  <w:num w:numId="3" w16cid:durableId="90207225">
     <w:abstractNumId w:val="4"/>
   </w:num>
-  <w:num w:numId="4">
+  <w:num w:numId="4" w16cid:durableId="1813909832">
     <w:abstractNumId w:val="3"/>
   </w:num>
-  <w:num w:numId="5">
+  <w:num w:numId="5" w16cid:durableId="1668635337">
     <w:abstractNumId w:val="0"/>
   </w:num>
-  <w:num w:numId="6">
+  <w:num w:numId="6" w16cid:durableId="1763648085">
     <w:abstractNumId w:val="1"/>
   </w:num>
 </w:numbering>
 </file>
 
 <file path=word/styles.xml><?xml version="1.0" encoding="utf-8"?>
-<w:styles xmlns:mc="http://schemas.openxmlformats.org/markup-compatibility/2006" xmlns:r="http://schemas.openxmlformats.org/officeDocument/2006/relationships" xmlns:w="http://schemas.openxmlformats.org/wordprocessingml/2006/main" xmlns:w14="http://schemas.microsoft.com/office/word/2010/wordml" xmlns:w15="http://schemas.microsoft.com/office/word/2012/wordml" xmlns:w16cex="http://schemas.microsoft.com/office/word/2018/wordml/cex" xmlns:w16cid="http://schemas.microsoft.com/office/word/2016/wordml/cid" xmlns:w16="http://schemas.microsoft.com/office/word/2018/wordml" xmlns:w16sdtdh="http://schemas.microsoft.com/office/word/2020/wordml/sdtdatahash" xmlns:w16se="http://schemas.microsoft.com/office/word/2015/wordml/symex" mc:Ignorable="w14 w15 w16se w16cid w16 w16cex w16sdtdh">
+<w:styles xmlns:mc="http://schemas.openxmlformats.org/markup-compatibility/2006" xmlns:r="http://schemas.openxmlformats.org/officeDocument/2006/relationships" xmlns:w="http://schemas.openxmlformats.org/wordprocessingml/2006/main" xmlns:w14="http://schemas.microsoft.com/office/word/2010/wordml" xmlns:w15="http://schemas.microsoft.com/office/word/2012/wordml" xmlns:w16cex="http://schemas.microsoft.com/office/word/2018/wordml/cex" xmlns:w16cid="http://schemas.microsoft.com/office/word/2016/wordml/cid" xmlns:w16="http://schemas.microsoft.com/office/word/2018/wordml" xmlns:w16du="http://schemas.microsoft.com/office/word/2023/wordml/word16du" xmlns:w16sdtdh="http://schemas.microsoft.com/office/word/2020/wordml/sdtdatahash" xmlns:w16sdtfl="http://schemas.microsoft.com/office/word/2024/wordml/sdtformatlock" xmlns:w16se="http://schemas.microsoft.com/office/word/2015/wordml/symex" mc:Ignorable="w14 w15 w16se w16cid w16 w16cex w16sdtdh w16sdtfl w16du">
   <w:docDefaults>
     <w:rPrDefault>
       <w:rPr>
